--- a/06-学生侧材料/讲义/2026-06-23-分子结构和性质.docx
+++ b/06-学生侧材料/讲义/2026-06-23-分子结构和性质.docx
@@ -2,7 +2,7 @@
 <file path=word/document.xml><?xml version="1.0" encoding="utf-8"?>
 <w:document xmlns:w="http://schemas.openxmlformats.org/wordprocessingml/2006/main" xmlns:m="http://schemas.openxmlformats.org/officeDocument/2006/math" xmlns:r="http://schemas.openxmlformats.org/officeDocument/2006/relationships" xmlns:o="urn:schemas-microsoft-com:office:office" xmlns:v="urn:schemas-microsoft-com:vml" xmlns:w10="urn:schemas-microsoft-com:office:word" xmlns:a="http://schemas.openxmlformats.org/drawingml/2006/main" xmlns:pic="http://schemas.openxmlformats.org/drawingml/2006/picture" xmlns:wp="http://schemas.openxmlformats.org/drawingml/2006/wordprocessingDrawing">
   <w:body>
-    <w:bookmarkStart w:id="47" w:name="第五讲分子结构和性质"/>
+    <w:bookmarkStart w:id="68" w:name="第五讲分子结构和性质"/>
     <w:p>
       <w:pPr>
         <w:pStyle w:val="Heading1"/>
@@ -132,7 +132,7 @@
       </w:r>
     </w:p>
     <w:bookmarkEnd w:id="9"/>
-    <w:bookmarkStart w:id="13" w:name="一分子极性"/>
+    <w:bookmarkStart w:id="16" w:name="一分子极性"/>
     <w:p>
       <w:pPr>
         <w:pStyle w:val="Heading2"/>
@@ -230,6 +230,12 @@
       <m:oMathPara>
         <m:oMathParaPr>
           <m:jc m:val="center"/>
+          <m:ctrlPr>
+            <w:rPr>
+              <w:sz w:val="28"/>
+              <w:szCs w:val="28"/>
+            </w:rPr>
+          </m:ctrlPr>
         </m:oMathParaPr>
         <m:oMath>
           <m:r>
@@ -316,6 +322,14 @@
         <w:t xml:space="preserve">表示，</w:t>
       </w:r>
       <m:oMath>
+        <m:oMathPr>
+          <m:ctrlPr>
+            <w:rPr>
+              <w:sz w:val="28"/>
+              <w:szCs w:val="28"/>
+            </w:rPr>
+          </m:ctrlPr>
+        </m:oMathPr>
         <m:r>
           <m:t>1</m:t>
         </m:r>
@@ -451,7 +465,7 @@
       </w:r>
     </w:p>
     <w:bookmarkEnd w:id="10"/>
-    <w:bookmarkStart w:id="11" w:name="分子极性的判断"/>
+    <w:bookmarkStart w:id="14" w:name="分子极性的判断"/>
     <w:p>
       <w:pPr>
         <w:pStyle w:val="Heading3"/>
@@ -559,7 +573,7 @@
           <w:p>
             <w:pPr>
               <w:pStyle w:val="Compact"/>
-              <w:jc w:val="left"/>
+              <w:jc w:val="center"/>
             </w:pPr>
             <w:r>
               <w:rPr>
@@ -575,7 +589,7 @@
           <w:p>
             <w:pPr>
               <w:pStyle w:val="Compact"/>
-              <w:jc w:val="left"/>
+              <w:jc w:val="center"/>
             </w:pPr>
             <w:r>
               <w:rPr>
@@ -641,7 +655,7 @@
           <w:p>
             <w:pPr>
               <w:pStyle w:val="Compact"/>
-              <w:jc w:val="left"/>
+              <w:jc w:val="center"/>
             </w:pPr>
             <w:r>
               <w:rPr>
@@ -656,7 +670,7 @@
           <w:p>
             <w:pPr>
               <w:pStyle w:val="Compact"/>
-              <w:jc w:val="left"/>
+              <w:jc w:val="center"/>
             </w:pPr>
             <w:r>
               <w:rPr>
@@ -724,7 +738,7 @@
           <w:p>
             <w:pPr>
               <w:pStyle w:val="Compact"/>
-              <w:jc w:val="left"/>
+              <w:jc w:val="center"/>
             </w:pPr>
             <w:r>
               <w:rPr>
@@ -739,7 +753,7 @@
           <w:p>
             <w:pPr>
               <w:pStyle w:val="Compact"/>
-              <w:jc w:val="left"/>
+              <w:jc w:val="center"/>
             </w:pPr>
             <w:r>
               <w:rPr>
@@ -807,7 +821,7 @@
           <w:p>
             <w:pPr>
               <w:pStyle w:val="Compact"/>
-              <w:jc w:val="left"/>
+              <w:jc w:val="center"/>
             </w:pPr>
             <w:r>
               <w:rPr>
@@ -822,7 +836,7 @@
           <w:p>
             <w:pPr>
               <w:pStyle w:val="Compact"/>
-              <w:jc w:val="left"/>
+              <w:jc w:val="center"/>
             </w:pPr>
             <w:r>
               <w:rPr>
@@ -890,7 +904,7 @@
           <w:p>
             <w:pPr>
               <w:pStyle w:val="Compact"/>
-              <w:jc w:val="left"/>
+              <w:jc w:val="center"/>
             </w:pPr>
             <w:r>
               <w:rPr>
@@ -905,7 +919,7 @@
           <w:p>
             <w:pPr>
               <w:pStyle w:val="Compact"/>
-              <w:jc w:val="left"/>
+              <w:jc w:val="center"/>
             </w:pPr>
             <w:r>
               <w:rPr>
@@ -973,7 +987,7 @@
           <w:p>
             <w:pPr>
               <w:pStyle w:val="Compact"/>
-              <w:jc w:val="left"/>
+              <w:jc w:val="center"/>
             </w:pPr>
             <w:r>
               <w:rPr>
@@ -988,7 +1002,7 @@
           <w:p>
             <w:pPr>
               <w:pStyle w:val="Compact"/>
-              <w:jc w:val="left"/>
+              <w:jc w:val="center"/>
             </w:pPr>
             <w:r>
               <w:rPr>
@@ -1064,7 +1078,7 @@
           <w:p>
             <w:pPr>
               <w:pStyle w:val="Compact"/>
-              <w:jc w:val="left"/>
+              <w:jc w:val="center"/>
             </w:pPr>
             <w:r>
               <w:rPr>
@@ -1079,7 +1093,7 @@
           <w:p>
             <w:pPr>
               <w:pStyle w:val="Compact"/>
-              <w:jc w:val="left"/>
+              <w:jc w:val="center"/>
             </w:pPr>
             <w:r>
               <w:rPr>
@@ -1149,7 +1163,7 @@
           <w:p>
             <w:pPr>
               <w:pStyle w:val="Compact"/>
-              <w:jc w:val="left"/>
+              <w:jc w:val="center"/>
             </w:pPr>
             <w:r>
               <w:rPr>
@@ -1164,7 +1178,7 @@
           <w:p>
             <w:pPr>
               <w:pStyle w:val="Compact"/>
-              <w:jc w:val="left"/>
+              <w:jc w:val="center"/>
             </w:pPr>
             <w:r>
               <w:rPr>
@@ -1231,6 +1245,153 @@
     </w:tbl>
     <w:p>
       <w:pPr>
+        <w:pStyle w:val="BodyText"/>
+        <w:jc w:val="center"/>
+      </w:pPr>
+      <w:r>
+        <w:rPr>
+          <w:b w:val="0"/>
+          <w:i w:val="0"/>
+          <w:sz w:val="21"/>
+        </w:rPr>
+        <w:drawing>
+          <wp:inline>
+            <wp:extent cx="2959100" cy="2501900"/>
+            <wp:effectExtent b="0" l="0" r="0" t="0"/>
+            <wp:docPr descr="CO₂、CCl₄、H₂O 的偶极矩矢量加和" title="" id="12" name="Picture"/>
+            <a:graphic>
+              <a:graphicData uri="http://schemas.openxmlformats.org/drawingml/2006/picture">
+                <pic:pic>
+                  <pic:nvPicPr>
+                    <pic:cNvPr descr="media/12-22-dipole-moment-vector-CO2-CCl4-H2O.jpg" id="13" name="Picture"/>
+                    <pic:cNvPicPr>
+                      <a:picLocks noChangeArrowheads="1" noChangeAspect="1"/>
+                    </pic:cNvPicPr>
+                  </pic:nvPicPr>
+                  <pic:blipFill>
+                    <a:blip r:embed="rId11"/>
+                    <a:stretch>
+                      <a:fillRect/>
+                    </a:stretch>
+                  </pic:blipFill>
+                  <pic:spPr bwMode="auto">
+                    <a:xfrm>
+                      <a:off x="0" y="0"/>
+                      <a:ext cx="2959100" cy="2501900"/>
+                    </a:xfrm>
+                    <a:prstGeom prst="rect">
+                      <a:avLst/>
+                    </a:prstGeom>
+                    <a:noFill/>
+                    <a:ln w="9525">
+                      <a:noFill/>
+                      <a:headEnd/>
+                      <a:tailEnd/>
+                    </a:ln>
+                  </pic:spPr>
+                </pic:pic>
+              </a:graphicData>
+            </a:graphic>
+          </wp:inline>
+        </w:drawing>
+      </w:r>
+      <w:r>
+        <w:rPr>
+          <w:b w:val="0"/>
+          <w:i w:val="0"/>
+          <w:sz w:val="21"/>
+        </w:rPr>
+        <w:t xml:space="preserve"> </w:t>
+      </w:r>
+      <w:r>
+        <w:rPr>
+          <w:rFonts w:hint="eastAsia" w:eastAsia="FangSong" w:ascii="Times New Roman" w:hAnsi="Times New Roman"/>
+          <w:b w:val="0"/>
+          <w:i w:val="0"/>
+          <w:iCs/>
+          <w:sz w:val="21"/>
+        </w:rPr>
+        <w:t xml:space="preserve">图</w:t>
+      </w:r>
+      <w:r>
+        <w:rPr>
+          <w:b w:val="0"/>
+          <w:i w:val="0"/>
+          <w:iCs/>
+          <w:sz w:val="21"/>
+        </w:rPr>
+        <w:t xml:space="preserve"> CO₂、CCl₄、H₂O </w:t>
+      </w:r>
+      <w:r>
+        <w:rPr>
+          <w:rFonts w:hint="eastAsia" w:eastAsia="FangSong" w:ascii="Times New Roman" w:hAnsi="Times New Roman"/>
+          <w:b w:val="0"/>
+          <w:i w:val="0"/>
+          <w:iCs/>
+          <w:sz w:val="21"/>
+        </w:rPr>
+        <w:t xml:space="preserve">的键矩加和——CO₂（直线形）和</w:t>
+      </w:r>
+      <w:r>
+        <w:rPr>
+          <w:b w:val="0"/>
+          <w:i w:val="0"/>
+          <w:iCs/>
+          <w:sz w:val="21"/>
+        </w:rPr>
+        <w:t xml:space="preserve"> </w:t>
+      </w:r>
+      <w:r>
+        <w:rPr>
+          <w:rFonts w:hint="eastAsia" w:eastAsia="FangSong" w:ascii="Times New Roman" w:hAnsi="Times New Roman"/>
+          <w:b w:val="0"/>
+          <w:i w:val="0"/>
+          <w:iCs/>
+          <w:sz w:val="21"/>
+        </w:rPr>
+        <w:t xml:space="preserve">CCl₄（正四面体）的极性键矢量完全抵消，μ=0，为非极性分子；H₂O（V形）的</w:t>
+      </w:r>
+      <w:r>
+        <w:rPr>
+          <w:b w:val="0"/>
+          <w:i w:val="0"/>
+          <w:iCs/>
+          <w:sz w:val="21"/>
+        </w:rPr>
+        <w:t xml:space="preserve"> O—H </w:t>
+      </w:r>
+      <w:r>
+        <w:rPr>
+          <w:rFonts w:hint="eastAsia" w:eastAsia="FangSong" w:ascii="Times New Roman" w:hAnsi="Times New Roman"/>
+          <w:b w:val="0"/>
+          <w:i w:val="0"/>
+          <w:iCs/>
+          <w:sz w:val="21"/>
+        </w:rPr>
+        <w:t xml:space="preserve">键矩不能抵消，μ≠0，为极性分子（普化原理第4版</w:t>
+      </w:r>
+      <w:r>
+        <w:rPr>
+          <w:b w:val="0"/>
+          <w:i w:val="0"/>
+          <w:iCs/>
+          <w:sz w:val="21"/>
+        </w:rPr>
+        <w:t xml:space="preserve"> </w:t>
+      </w:r>
+      <w:r>
+        <w:rPr>
+          <w:rFonts w:hint="eastAsia" w:eastAsia="FangSong" w:ascii="Times New Roman" w:hAnsi="Times New Roman"/>
+          <w:b w:val="0"/>
+          <w:i w:val="0"/>
+          <w:iCs/>
+          <w:sz w:val="21"/>
+        </w:rPr>
+        <w:t xml:space="preserve">图12.22）</w:t>
+      </w:r>
+    </w:p>
+    <w:p>
+      <w:pPr>
         <w:pStyle w:val="BlockText"/>
       </w:pPr>
       <w:r>
@@ -1257,8 +1418,8 @@
         <w:t xml:space="preserve">极性。</w:t>
       </w:r>
     </w:p>
-    <w:bookmarkEnd w:id="11"/>
-    <w:bookmarkStart w:id="12" w:name="相似相溶经验规律"/>
+    <w:bookmarkEnd w:id="14"/>
+    <w:bookmarkStart w:id="15" w:name="相似相溶经验规律"/>
     <w:p>
       <w:pPr>
         <w:pStyle w:val="Heading3"/>
@@ -1426,9 +1587,9 @@
         </w:pict>
       </w:r>
     </w:p>
-    <w:bookmarkEnd w:id="12"/>
-    <w:bookmarkEnd w:id="13"/>
-    <w:bookmarkStart w:id="16" w:name="二分子间作用力范德华力"/>
+    <w:bookmarkEnd w:id="15"/>
+    <w:bookmarkEnd w:id="16"/>
+    <w:bookmarkStart w:id="28" w:name="二分子间作用力范德华力"/>
     <w:p>
       <w:pPr>
         <w:pStyle w:val="Heading2"/>
@@ -1454,6 +1615,14 @@
         <w:t xml:space="preserve"> </w:t>
       </w:r>
       <m:oMath>
+        <m:oMathPr>
+          <m:ctrlPr>
+            <w:rPr>
+              <w:sz w:val="28"/>
+              <w:szCs w:val="28"/>
+            </w:rPr>
+          </m:ctrlPr>
+        </m:oMathPr>
         <m:r>
           <m:t>100</m:t>
         </m:r>
@@ -1534,6 +1703,14 @@
         <w:t xml:space="preserve"> </w:t>
       </w:r>
       <m:oMath>
+        <m:oMathPr>
+          <m:ctrlPr>
+            <w:rPr>
+              <w:sz w:val="28"/>
+              <w:szCs w:val="28"/>
+            </w:rPr>
+          </m:ctrlPr>
+        </m:oMathPr>
         <m:r>
           <m:t>2</m:t>
         </m:r>
@@ -1611,7 +1788,7 @@
         <w:t xml:space="preserve">）。范德华力包括三种类型。</w:t>
       </w:r>
     </w:p>
-    <w:bookmarkStart w:id="14" w:name="三种类型的对比"/>
+    <w:bookmarkStart w:id="23" w:name="三种类型的对比"/>
     <w:p>
       <w:pPr>
         <w:pStyle w:val="Heading3"/>
@@ -1648,7 +1825,7 @@
           <w:p>
             <w:pPr>
               <w:pStyle w:val="Compact"/>
-              <w:jc w:val="left"/>
+              <w:jc w:val="center"/>
             </w:pPr>
             <w:r>
               <w:rPr>
@@ -1664,7 +1841,7 @@
           <w:p>
             <w:pPr>
               <w:pStyle w:val="Compact"/>
-              <w:jc w:val="left"/>
+              <w:jc w:val="center"/>
             </w:pPr>
             <w:r>
               <w:rPr>
@@ -1680,7 +1857,7 @@
           <w:p>
             <w:pPr>
               <w:pStyle w:val="Compact"/>
-              <w:jc w:val="left"/>
+              <w:jc w:val="center"/>
             </w:pPr>
             <w:r>
               <w:rPr>
@@ -1696,7 +1873,7 @@
           <w:p>
             <w:pPr>
               <w:pStyle w:val="Compact"/>
-              <w:jc w:val="left"/>
+              <w:jc w:val="center"/>
             </w:pPr>
             <w:r>
               <w:rPr>
@@ -1714,7 +1891,7 @@
           <w:p>
             <w:pPr>
               <w:pStyle w:val="Compact"/>
-              <w:jc w:val="left"/>
+              <w:jc w:val="center"/>
             </w:pPr>
             <w:r>
               <w:rPr>
@@ -1731,7 +1908,7 @@
           <w:p>
             <w:pPr>
               <w:pStyle w:val="Compact"/>
-              <w:jc w:val="left"/>
+              <w:jc w:val="center"/>
             </w:pPr>
             <w:r>
               <w:rPr>
@@ -1746,7 +1923,7 @@
           <w:p>
             <w:pPr>
               <w:pStyle w:val="Compact"/>
-              <w:jc w:val="left"/>
+              <w:jc w:val="center"/>
             </w:pPr>
             <w:r>
               <w:rPr>
@@ -1761,7 +1938,7 @@
           <w:p>
             <w:pPr>
               <w:pStyle w:val="Compact"/>
-              <w:jc w:val="left"/>
+              <w:jc w:val="center"/>
             </w:pPr>
             <w:r>
               <w:rPr>
@@ -1778,7 +1955,7 @@
           <w:p>
             <w:pPr>
               <w:pStyle w:val="Compact"/>
-              <w:jc w:val="left"/>
+              <w:jc w:val="center"/>
             </w:pPr>
             <w:r>
               <w:rPr>
@@ -1795,7 +1972,7 @@
           <w:p>
             <w:pPr>
               <w:pStyle w:val="Compact"/>
-              <w:jc w:val="left"/>
+              <w:jc w:val="center"/>
             </w:pPr>
             <w:r>
               <w:rPr>
@@ -1810,7 +1987,7 @@
           <w:p>
             <w:pPr>
               <w:pStyle w:val="Compact"/>
-              <w:jc w:val="left"/>
+              <w:jc w:val="center"/>
             </w:pPr>
             <w:r>
               <w:rPr>
@@ -1825,7 +2002,7 @@
           <w:p>
             <w:pPr>
               <w:pStyle w:val="Compact"/>
-              <w:jc w:val="left"/>
+              <w:jc w:val="center"/>
             </w:pPr>
             <w:r>
               <w:rPr>
@@ -1842,7 +2019,7 @@
           <w:p>
             <w:pPr>
               <w:pStyle w:val="Compact"/>
-              <w:jc w:val="left"/>
+              <w:jc w:val="center"/>
             </w:pPr>
             <w:r>
               <w:rPr>
@@ -1859,7 +2036,7 @@
           <w:p>
             <w:pPr>
               <w:pStyle w:val="Compact"/>
-              <w:jc w:val="left"/>
+              <w:jc w:val="center"/>
             </w:pPr>
             <w:r>
               <w:rPr>
@@ -1874,7 +2051,7 @@
           <w:p>
             <w:pPr>
               <w:pStyle w:val="Compact"/>
-              <w:jc w:val="left"/>
+              <w:jc w:val="center"/>
             </w:pPr>
             <w:r>
               <w:rPr>
@@ -1891,7 +2068,7 @@
           <w:p>
             <w:pPr>
               <w:pStyle w:val="Compact"/>
-              <w:jc w:val="left"/>
+              <w:jc w:val="center"/>
             </w:pPr>
             <w:r>
               <w:rPr>
@@ -2016,8 +2193,226 @@
         <w:t xml:space="preserve">次方成反比），无方向性和饱和性</w:t>
       </w:r>
     </w:p>
-    <w:bookmarkEnd w:id="14"/>
-    <w:bookmarkStart w:id="15" w:name="对物质熔沸点的影响"/>
+    <w:p>
+      <w:pPr>
+        <w:pStyle w:val="BodyText"/>
+        <w:jc w:val="center"/>
+      </w:pPr>
+      <w:r>
+        <w:rPr>
+          <w:b w:val="0"/>
+          <w:i w:val="0"/>
+          <w:sz w:val="21"/>
+        </w:rPr>
+        <w:drawing>
+          <wp:inline>
+            <wp:extent cx="5334000" cy="2829182"/>
+            <wp:effectExtent b="0" l="0" r="0" t="0"/>
+            <wp:docPr descr="取向力和诱导力的产生" title="" id="18" name="Picture"/>
+            <a:graphic>
+              <a:graphicData uri="http://schemas.openxmlformats.org/drawingml/2006/picture">
+                <pic:pic>
+                  <pic:nvPicPr>
+                    <pic:cNvPr descr="media/12-26-orientation-induction-intermolecular-forces.jpg" id="19" name="Picture"/>
+                    <pic:cNvPicPr>
+                      <a:picLocks noChangeArrowheads="1" noChangeAspect="1"/>
+                    </pic:cNvPicPr>
+                  </pic:nvPicPr>
+                  <pic:blipFill>
+                    <a:blip r:embed="rId17"/>
+                    <a:stretch>
+                      <a:fillRect/>
+                    </a:stretch>
+                  </pic:blipFill>
+                  <pic:spPr bwMode="auto">
+                    <a:xfrm>
+                      <a:off x="0" y="0"/>
+                      <a:ext cx="5334000" cy="2829182"/>
+                    </a:xfrm>
+                    <a:prstGeom prst="rect">
+                      <a:avLst/>
+                    </a:prstGeom>
+                    <a:noFill/>
+                    <a:ln w="9525">
+                      <a:noFill/>
+                      <a:headEnd/>
+                      <a:tailEnd/>
+                    </a:ln>
+                  </pic:spPr>
+                </pic:pic>
+              </a:graphicData>
+            </a:graphic>
+          </wp:inline>
+        </w:drawing>
+      </w:r>
+      <w:r>
+        <w:rPr>
+          <w:b w:val="0"/>
+          <w:i w:val="0"/>
+          <w:sz w:val="21"/>
+        </w:rPr>
+        <w:t xml:space="preserve"> </w:t>
+      </w:r>
+      <w:r>
+        <w:rPr>
+          <w:rFonts w:hint="eastAsia" w:eastAsia="FangSong" w:ascii="Times New Roman" w:hAnsi="Times New Roman"/>
+          <w:b w:val="0"/>
+          <w:i w:val="0"/>
+          <w:iCs/>
+          <w:sz w:val="21"/>
+        </w:rPr>
+        <w:t xml:space="preserve">图</w:t>
+      </w:r>
+      <w:r>
+        <w:rPr>
+          <w:b w:val="0"/>
+          <w:i w:val="0"/>
+          <w:iCs/>
+          <w:sz w:val="21"/>
+        </w:rPr>
+        <w:t xml:space="preserve"> </w:t>
+      </w:r>
+      <w:r>
+        <w:rPr>
+          <w:rFonts w:hint="eastAsia" w:eastAsia="FangSong" w:ascii="Times New Roman" w:hAnsi="Times New Roman"/>
+          <w:b w:val="0"/>
+          <w:i w:val="0"/>
+          <w:iCs/>
+          <w:sz w:val="21"/>
+        </w:rPr>
+        <w:t xml:space="preserve">取向力与诱导力示意图——(a)极性分子之间：永久偶极定向排列产生取向力；(b)极性分子与非极性分子之间：极性分子的固有偶极诱导非极性分子产生诱导偶极，产生诱导力（普化原理第4版</w:t>
+      </w:r>
+      <w:r>
+        <w:rPr>
+          <w:b w:val="0"/>
+          <w:i w:val="0"/>
+          <w:iCs/>
+          <w:sz w:val="21"/>
+        </w:rPr>
+        <w:t xml:space="preserve"> </w:t>
+      </w:r>
+      <w:r>
+        <w:rPr>
+          <w:rFonts w:hint="eastAsia" w:eastAsia="FangSong" w:ascii="Times New Roman" w:hAnsi="Times New Roman"/>
+          <w:b w:val="0"/>
+          <w:i w:val="0"/>
+          <w:iCs/>
+          <w:sz w:val="21"/>
+        </w:rPr>
+        <w:t xml:space="preserve">图12.26）</w:t>
+      </w:r>
+    </w:p>
+    <w:p>
+      <w:pPr>
+        <w:pStyle w:val="BodyText"/>
+        <w:jc w:val="center"/>
+      </w:pPr>
+      <w:r>
+        <w:rPr>
+          <w:b w:val="0"/>
+          <w:i w:val="0"/>
+          <w:sz w:val="21"/>
+        </w:rPr>
+        <w:drawing>
+          <wp:inline>
+            <wp:extent cx="5334000" cy="1601801"/>
+            <wp:effectExtent b="0" l="0" r="0" t="0"/>
+            <wp:docPr descr="色散力的产生" title="" id="21" name="Picture"/>
+            <a:graphic>
+              <a:graphicData uri="http://schemas.openxmlformats.org/drawingml/2006/picture">
+                <pic:pic>
+                  <pic:nvPicPr>
+                    <pic:cNvPr descr="media/12-27-dispersion-force-nonpolar-molecules.jpg" id="22" name="Picture"/>
+                    <pic:cNvPicPr>
+                      <a:picLocks noChangeArrowheads="1" noChangeAspect="1"/>
+                    </pic:cNvPicPr>
+                  </pic:nvPicPr>
+                  <pic:blipFill>
+                    <a:blip r:embed="rId20"/>
+                    <a:stretch>
+                      <a:fillRect/>
+                    </a:stretch>
+                  </pic:blipFill>
+                  <pic:spPr bwMode="auto">
+                    <a:xfrm>
+                      <a:off x="0" y="0"/>
+                      <a:ext cx="5334000" cy="1601801"/>
+                    </a:xfrm>
+                    <a:prstGeom prst="rect">
+                      <a:avLst/>
+                    </a:prstGeom>
+                    <a:noFill/>
+                    <a:ln w="9525">
+                      <a:noFill/>
+                      <a:headEnd/>
+                      <a:tailEnd/>
+                    </a:ln>
+                  </pic:spPr>
+                </pic:pic>
+              </a:graphicData>
+            </a:graphic>
+          </wp:inline>
+        </w:drawing>
+      </w:r>
+      <w:r>
+        <w:rPr>
+          <w:b w:val="0"/>
+          <w:i w:val="0"/>
+          <w:sz w:val="21"/>
+        </w:rPr>
+        <w:t xml:space="preserve"> </w:t>
+      </w:r>
+      <w:r>
+        <w:rPr>
+          <w:rFonts w:hint="eastAsia" w:eastAsia="FangSong" w:ascii="Times New Roman" w:hAnsi="Times New Roman"/>
+          <w:b w:val="0"/>
+          <w:i w:val="0"/>
+          <w:iCs/>
+          <w:sz w:val="21"/>
+        </w:rPr>
+        <w:t xml:space="preserve">图</w:t>
+      </w:r>
+      <w:r>
+        <w:rPr>
+          <w:b w:val="0"/>
+          <w:i w:val="0"/>
+          <w:iCs/>
+          <w:sz w:val="21"/>
+        </w:rPr>
+        <w:t xml:space="preserve"> </w:t>
+      </w:r>
+      <w:r>
+        <w:rPr>
+          <w:rFonts w:hint="eastAsia" w:eastAsia="FangSong" w:ascii="Times New Roman" w:hAnsi="Times New Roman"/>
+          <w:b w:val="0"/>
+          <w:i w:val="0"/>
+          <w:iCs/>
+          <w:sz w:val="21"/>
+        </w:rPr>
+        <w:t xml:space="preserve">非极性分子间的色散力——电子运动产生的瞬时偶极在相邻分子中诱导出瞬时诱导偶极，形成持续存在的吸引力。色散力存在于一切分子/原子之间，通常在范德华力中占主导地位（普化原理第4版</w:t>
+      </w:r>
+      <w:r>
+        <w:rPr>
+          <w:b w:val="0"/>
+          <w:i w:val="0"/>
+          <w:iCs/>
+          <w:sz w:val="21"/>
+        </w:rPr>
+        <w:t xml:space="preserve"> </w:t>
+      </w:r>
+      <w:r>
+        <w:rPr>
+          <w:rFonts w:hint="eastAsia" w:eastAsia="FangSong" w:ascii="Times New Roman" w:hAnsi="Times New Roman"/>
+          <w:b w:val="0"/>
+          <w:i w:val="0"/>
+          <w:iCs/>
+          <w:sz w:val="21"/>
+        </w:rPr>
+        <w:t xml:space="preserve">图12.27）</w:t>
+      </w:r>
+    </w:p>
+    <w:bookmarkEnd w:id="23"/>
+    <w:bookmarkStart w:id="27" w:name="对物质熔沸点的影响"/>
     <w:p>
       <w:pPr>
         <w:pStyle w:val="Heading3"/>
@@ -2089,7 +2484,7 @@
           <w:p>
             <w:pPr>
               <w:pStyle w:val="Compact"/>
-              <w:jc w:val="left"/>
+              <w:jc w:val="center"/>
             </w:pPr>
             <w:r>
               <w:rPr>
@@ -2105,7 +2500,7 @@
           <w:p>
             <w:pPr>
               <w:pStyle w:val="Compact"/>
-              <w:jc w:val="left"/>
+              <w:jc w:val="center"/>
             </w:pPr>
             <w:r>
               <w:rPr>
@@ -2139,7 +2534,7 @@
           <w:p>
             <w:pPr>
               <w:pStyle w:val="Compact"/>
-              <w:jc w:val="left"/>
+              <w:jc w:val="center"/>
             </w:pPr>
             <w:r>
               <w:rPr>
@@ -2154,7 +2549,7 @@
           <w:p>
             <w:pPr>
               <w:pStyle w:val="Compact"/>
-              <w:jc w:val="left"/>
+              <w:jc w:val="center"/>
             </w:pPr>
             <w:r>
               <w:rPr>
@@ -2186,7 +2581,7 @@
           <w:p>
             <w:pPr>
               <w:pStyle w:val="Compact"/>
-              <w:jc w:val="left"/>
+              <w:jc w:val="center"/>
             </w:pPr>
             <w:r>
               <w:rPr>
@@ -2201,7 +2596,7 @@
           <w:p>
             <w:pPr>
               <w:pStyle w:val="Compact"/>
-              <w:jc w:val="left"/>
+              <w:jc w:val="center"/>
             </w:pPr>
             <w:r>
               <w:rPr>
@@ -2233,7 +2628,7 @@
           <w:p>
             <w:pPr>
               <w:pStyle w:val="Compact"/>
-              <w:jc w:val="left"/>
+              <w:jc w:val="center"/>
             </w:pPr>
             <w:r>
               <w:rPr>
@@ -2248,7 +2643,7 @@
           <w:p>
             <w:pPr>
               <w:pStyle w:val="Compact"/>
-              <w:jc w:val="left"/>
+              <w:jc w:val="center"/>
             </w:pPr>
             <w:r>
               <w:rPr>
@@ -2275,6 +2670,153 @@
         </w:tc>
       </w:tr>
     </w:tbl>
+    <w:p>
+      <w:pPr>
+        <w:pStyle w:val="BodyText"/>
+        <w:jc w:val="center"/>
+      </w:pPr>
+      <w:r>
+        <w:rPr>
+          <w:b w:val="0"/>
+          <w:i w:val="0"/>
+          <w:sz w:val="21"/>
+        </w:rPr>
+        <w:drawing>
+          <wp:inline>
+            <wp:extent cx="5334000" cy="4896134"/>
+            <wp:effectExtent b="0" l="0" r="0" t="0"/>
+            <wp:docPr descr="正烷烃的熔点与沸点随碳原子数的变化" title="" id="25" name="Picture"/>
+            <a:graphic>
+              <a:graphicData uri="http://schemas.openxmlformats.org/drawingml/2006/picture">
+                <pic:pic>
+                  <pic:nvPicPr>
+                    <pic:cNvPr descr="media/12-28-alkane-melting-boiling-trend.jpg" id="26" name="Picture"/>
+                    <pic:cNvPicPr>
+                      <a:picLocks noChangeArrowheads="1" noChangeAspect="1"/>
+                    </pic:cNvPicPr>
+                  </pic:nvPicPr>
+                  <pic:blipFill>
+                    <a:blip r:embed="rId24"/>
+                    <a:stretch>
+                      <a:fillRect/>
+                    </a:stretch>
+                  </pic:blipFill>
+                  <pic:spPr bwMode="auto">
+                    <a:xfrm>
+                      <a:off x="0" y="0"/>
+                      <a:ext cx="5334000" cy="4896134"/>
+                    </a:xfrm>
+                    <a:prstGeom prst="rect">
+                      <a:avLst/>
+                    </a:prstGeom>
+                    <a:noFill/>
+                    <a:ln w="9525">
+                      <a:noFill/>
+                      <a:headEnd/>
+                      <a:tailEnd/>
+                    </a:ln>
+                  </pic:spPr>
+                </pic:pic>
+              </a:graphicData>
+            </a:graphic>
+          </wp:inline>
+        </w:drawing>
+      </w:r>
+      <w:r>
+        <w:rPr>
+          <w:b w:val="0"/>
+          <w:i w:val="0"/>
+          <w:sz w:val="21"/>
+        </w:rPr>
+        <w:t xml:space="preserve"> </w:t>
+      </w:r>
+      <w:r>
+        <w:rPr>
+          <w:rFonts w:hint="eastAsia" w:eastAsia="FangSong" w:ascii="Times New Roman" w:hAnsi="Times New Roman"/>
+          <w:b w:val="0"/>
+          <w:i w:val="0"/>
+          <w:iCs/>
+          <w:sz w:val="21"/>
+        </w:rPr>
+        <w:t xml:space="preserve">图</w:t>
+      </w:r>
+      <w:r>
+        <w:rPr>
+          <w:b w:val="0"/>
+          <w:i w:val="0"/>
+          <w:iCs/>
+          <w:sz w:val="21"/>
+        </w:rPr>
+        <w:t xml:space="preserve"> </w:t>
+      </w:r>
+      <w:r>
+        <w:rPr>
+          <w:rFonts w:hint="eastAsia" w:eastAsia="FangSong" w:ascii="Times New Roman" w:hAnsi="Times New Roman"/>
+          <w:b w:val="0"/>
+          <w:i w:val="0"/>
+          <w:iCs/>
+          <w:sz w:val="21"/>
+        </w:rPr>
+        <w:t xml:space="preserve">正烷烃</w:t>
+      </w:r>
+      <w:r>
+        <w:rPr>
+          <w:b w:val="0"/>
+          <w:i w:val="0"/>
+          <w:iCs/>
+          <w:sz w:val="21"/>
+        </w:rPr>
+        <w:t xml:space="preserve"> CₙH₂ₙ₊₂ </w:t>
+      </w:r>
+      <w:r>
+        <w:rPr>
+          <w:rFonts w:hint="eastAsia" w:eastAsia="FangSong" w:ascii="Times New Roman" w:hAnsi="Times New Roman"/>
+          <w:b w:val="0"/>
+          <w:i w:val="0"/>
+          <w:iCs/>
+          <w:sz w:val="21"/>
+        </w:rPr>
+        <w:t xml:space="preserve">的熔点与沸点随</w:t>
+      </w:r>
+      <w:r>
+        <w:rPr>
+          <w:b w:val="0"/>
+          <w:i w:val="0"/>
+          <w:iCs/>
+          <w:sz w:val="21"/>
+        </w:rPr>
+        <w:t xml:space="preserve"> n </w:t>
+      </w:r>
+      <w:r>
+        <w:rPr>
+          <w:rFonts w:hint="eastAsia" w:eastAsia="FangSong" w:ascii="Times New Roman" w:hAnsi="Times New Roman"/>
+          <w:b w:val="0"/>
+          <w:i w:val="0"/>
+          <w:iCs/>
+          <w:sz w:val="21"/>
+        </w:rPr>
+        <w:t xml:space="preserve">的变化——碳链增长，色散力（分子量×变形性）随之增强，熔沸点总体升高。偶数碳烷烃的熔点略高于相邻奇数碳烷烃（晶体堆积更紧密），这一细节在竞赛中可作为超纲区分点（普化原理第4版</w:t>
+      </w:r>
+      <w:r>
+        <w:rPr>
+          <w:b w:val="0"/>
+          <w:i w:val="0"/>
+          <w:iCs/>
+          <w:sz w:val="21"/>
+        </w:rPr>
+        <w:t xml:space="preserve"> </w:t>
+      </w:r>
+      <w:r>
+        <w:rPr>
+          <w:rFonts w:hint="eastAsia" w:eastAsia="FangSong" w:ascii="Times New Roman" w:hAnsi="Times New Roman"/>
+          <w:b w:val="0"/>
+          <w:i w:val="0"/>
+          <w:iCs/>
+          <w:sz w:val="21"/>
+        </w:rPr>
+        <w:t xml:space="preserve">图12.28）</w:t>
+      </w:r>
+    </w:p>
     <w:p>
       <w:r>
         <w:pict>
@@ -2282,9 +2824,9 @@
         </w:pict>
       </w:r>
     </w:p>
-    <w:bookmarkEnd w:id="15"/>
-    <w:bookmarkEnd w:id="16"/>
-    <w:bookmarkStart w:id="22" w:name="三氢键"/>
+    <w:bookmarkEnd w:id="27"/>
+    <w:bookmarkEnd w:id="28"/>
+    <w:bookmarkStart w:id="43" w:name="三氢键"/>
     <w:p>
       <w:pPr>
         <w:pStyle w:val="Heading2"/>
@@ -2296,7 +2838,7 @@
         <w:t xml:space="preserve">三、氢键</w:t>
       </w:r>
     </w:p>
-    <w:bookmarkStart w:id="17" w:name="形成条件"/>
+    <w:bookmarkStart w:id="29" w:name="形成条件"/>
     <w:p>
       <w:pPr>
         <w:pStyle w:val="Heading3"/>
@@ -2440,8 +2982,8 @@
         <w:t xml:space="preserve"> N、O、F。</w:t>
       </w:r>
     </w:p>
-    <w:bookmarkEnd w:id="17"/>
-    <w:bookmarkStart w:id="18" w:name="氢键的特点"/>
+    <w:bookmarkEnd w:id="29"/>
+    <w:bookmarkStart w:id="30" w:name="氢键的特点"/>
     <w:p>
       <w:pPr>
         <w:pStyle w:val="Heading3"/>
@@ -2476,7 +3018,7 @@
           <w:p>
             <w:pPr>
               <w:pStyle w:val="Compact"/>
-              <w:jc w:val="left"/>
+              <w:jc w:val="center"/>
             </w:pPr>
             <w:r>
               <w:rPr>
@@ -2492,7 +3034,7 @@
           <w:p>
             <w:pPr>
               <w:pStyle w:val="Compact"/>
-              <w:jc w:val="left"/>
+              <w:jc w:val="center"/>
             </w:pPr>
             <w:r>
               <w:rPr>
@@ -2510,7 +3052,7 @@
           <w:p>
             <w:pPr>
               <w:pStyle w:val="Compact"/>
-              <w:jc w:val="left"/>
+              <w:jc w:val="center"/>
             </w:pPr>
             <w:r>
               <w:rPr>
@@ -2527,7 +3069,7 @@
           <w:p>
             <w:pPr>
               <w:pStyle w:val="Compact"/>
-              <w:jc w:val="left"/>
+              <w:jc w:val="center"/>
             </w:pPr>
             <w:r>
               <w:rPr>
@@ -2579,7 +3121,7 @@
           <w:p>
             <w:pPr>
               <w:pStyle w:val="Compact"/>
-              <w:jc w:val="left"/>
+              <w:jc w:val="center"/>
             </w:pPr>
             <w:r>
               <w:rPr>
@@ -2596,7 +3138,7 @@
           <w:p>
             <w:pPr>
               <w:pStyle w:val="Compact"/>
-              <w:jc w:val="left"/>
+              <w:jc w:val="center"/>
             </w:pPr>
             <w:r>
               <w:rPr>
@@ -2631,7 +3173,7 @@
           <w:p>
             <w:pPr>
               <w:pStyle w:val="Compact"/>
-              <w:jc w:val="left"/>
+              <w:jc w:val="center"/>
             </w:pPr>
             <w:r>
               <w:rPr>
@@ -2648,7 +3190,7 @@
           <w:p>
             <w:pPr>
               <w:pStyle w:val="Compact"/>
-              <w:jc w:val="left"/>
+              <w:jc w:val="center"/>
             </w:pPr>
             <w:r>
               <w:rPr>
@@ -2737,8 +3279,8 @@
         </w:tc>
       </w:tr>
     </w:tbl>
-    <w:bookmarkEnd w:id="18"/>
-    <w:bookmarkStart w:id="19" w:name="氢键强弱顺序"/>
+    <w:bookmarkEnd w:id="30"/>
+    <w:bookmarkStart w:id="31" w:name="氢键强弱顺序"/>
     <w:p>
       <w:pPr>
         <w:pStyle w:val="Heading3"/>
@@ -2760,6 +3302,12 @@
       <m:oMathPara>
         <m:oMathParaPr>
           <m:jc m:val="center"/>
+          <m:ctrlPr>
+            <w:rPr>
+              <w:sz w:val="28"/>
+              <w:szCs w:val="28"/>
+            </w:rPr>
+          </m:ctrlPr>
         </m:oMathParaPr>
         <m:oMath>
           <m:r>
@@ -3113,6 +3661,14 @@
         <w:t xml:space="preserve"> </w:t>
       </w:r>
       <m:oMath>
+        <m:oMathPr>
+          <m:ctrlPr>
+            <w:rPr>
+              <w:sz w:val="28"/>
+              <w:szCs w:val="28"/>
+            </w:rPr>
+          </m:ctrlPr>
+        </m:oMathPr>
         <m:r>
           <m:t>212</m:t>
         </m:r>
@@ -3190,8 +3746,8 @@
         <w:t xml:space="preserve">pm，可视为三中心四电子体系。</w:t>
       </w:r>
     </w:p>
-    <w:bookmarkEnd w:id="19"/>
-    <w:bookmarkStart w:id="20" w:name="氢键对化合物性质的影响"/>
+    <w:bookmarkEnd w:id="31"/>
+    <w:bookmarkStart w:id="41" w:name="氢键对化合物性质的影响"/>
     <w:p>
       <w:pPr>
         <w:pStyle w:val="Heading3"/>
@@ -3227,7 +3783,7 @@
           <w:p>
             <w:pPr>
               <w:pStyle w:val="Compact"/>
-              <w:jc w:val="left"/>
+              <w:jc w:val="center"/>
             </w:pPr>
             <w:r>
               <w:rPr>
@@ -3243,7 +3799,7 @@
           <w:p>
             <w:pPr>
               <w:pStyle w:val="Compact"/>
-              <w:jc w:val="left"/>
+              <w:jc w:val="center"/>
             </w:pPr>
             <w:r>
               <w:rPr>
@@ -3259,7 +3815,7 @@
           <w:p>
             <w:pPr>
               <w:pStyle w:val="Compact"/>
-              <w:jc w:val="left"/>
+              <w:jc w:val="center"/>
             </w:pPr>
             <w:r>
               <w:rPr>
@@ -3277,7 +3833,7 @@
           <w:p>
             <w:pPr>
               <w:pStyle w:val="Compact"/>
-              <w:jc w:val="left"/>
+              <w:jc w:val="center"/>
             </w:pPr>
             <w:r>
               <w:rPr>
@@ -3294,7 +3850,7 @@
           <w:p>
             <w:pPr>
               <w:pStyle w:val="Compact"/>
-              <w:jc w:val="left"/>
+              <w:jc w:val="center"/>
             </w:pPr>
             <w:r>
               <w:rPr>
@@ -3309,7 +3865,7 @@
           <w:p>
             <w:pPr>
               <w:pStyle w:val="Compact"/>
-              <w:jc w:val="left"/>
+              <w:jc w:val="center"/>
             </w:pPr>
             <w:r>
               <w:rPr>
@@ -3326,7 +3882,7 @@
           <w:p>
             <w:pPr>
               <w:pStyle w:val="Compact"/>
-              <w:jc w:val="left"/>
+              <w:jc w:val="center"/>
             </w:pPr>
             <w:r>
               <w:rPr>
@@ -3343,7 +3899,7 @@
           <w:p>
             <w:pPr>
               <w:pStyle w:val="Compact"/>
-              <w:jc w:val="left"/>
+              <w:jc w:val="center"/>
             </w:pPr>
             <w:r>
               <w:rPr>
@@ -3358,7 +3914,7 @@
           <w:p>
             <w:pPr>
               <w:pStyle w:val="Compact"/>
-              <w:jc w:val="left"/>
+              <w:jc w:val="center"/>
             </w:pPr>
             <w:r>
               <w:rPr>
@@ -3375,7 +3931,7 @@
           <w:p>
             <w:pPr>
               <w:pStyle w:val="Compact"/>
-              <w:jc w:val="left"/>
+              <w:jc w:val="center"/>
             </w:pPr>
             <w:r>
               <w:rPr>
@@ -3392,7 +3948,7 @@
           <w:p>
             <w:pPr>
               <w:pStyle w:val="Compact"/>
-              <w:jc w:val="left"/>
+              <w:jc w:val="center"/>
             </w:pPr>
             <w:r>
               <w:rPr>
@@ -3448,7 +4004,7 @@
           <w:p>
             <w:pPr>
               <w:pStyle w:val="Compact"/>
-              <w:jc w:val="left"/>
+              <w:jc w:val="center"/>
             </w:pPr>
             <w:r>
               <w:rPr>
@@ -3460,6 +4016,395 @@
         </w:tc>
       </w:tr>
     </w:tbl>
+    <w:p>
+      <w:pPr>
+        <w:pStyle w:val="BodyText"/>
+        <w:jc w:val="center"/>
+      </w:pPr>
+      <w:r>
+        <w:rPr>
+          <w:b w:val="0"/>
+          <w:i w:val="0"/>
+          <w:sz w:val="21"/>
+        </w:rPr>
+        <w:drawing>
+          <wp:inline>
+            <wp:extent cx="5334000" cy="4684404"/>
+            <wp:effectExtent b="0" l="0" r="0" t="0"/>
+            <wp:docPr descr="VA、VIA、VIIA族元素氢化物熔点和沸点变化" title="" id="33" name="Picture"/>
+            <a:graphic>
+              <a:graphicData uri="http://schemas.openxmlformats.org/drawingml/2006/picture">
+                <pic:pic>
+                  <pic:nvPicPr>
+                    <pic:cNvPr descr="media/12-30-hydride-boiling-point-anomaly.jpg" id="34" name="Picture"/>
+                    <pic:cNvPicPr>
+                      <a:picLocks noChangeArrowheads="1" noChangeAspect="1"/>
+                    </pic:cNvPicPr>
+                  </pic:nvPicPr>
+                  <pic:blipFill>
+                    <a:blip r:embed="rId32"/>
+                    <a:stretch>
+                      <a:fillRect/>
+                    </a:stretch>
+                  </pic:blipFill>
+                  <pic:spPr bwMode="auto">
+                    <a:xfrm>
+                      <a:off x="0" y="0"/>
+                      <a:ext cx="5334000" cy="4684404"/>
+                    </a:xfrm>
+                    <a:prstGeom prst="rect">
+                      <a:avLst/>
+                    </a:prstGeom>
+                    <a:noFill/>
+                    <a:ln w="9525">
+                      <a:noFill/>
+                      <a:headEnd/>
+                      <a:tailEnd/>
+                    </a:ln>
+                  </pic:spPr>
+                </pic:pic>
+              </a:graphicData>
+            </a:graphic>
+          </wp:inline>
+        </w:drawing>
+      </w:r>
+      <w:r>
+        <w:rPr>
+          <w:b w:val="0"/>
+          <w:i w:val="0"/>
+          <w:sz w:val="21"/>
+        </w:rPr>
+        <w:t xml:space="preserve"> </w:t>
+      </w:r>
+      <w:r>
+        <w:rPr>
+          <w:rFonts w:hint="eastAsia" w:eastAsia="FangSong" w:ascii="Times New Roman" w:hAnsi="Times New Roman"/>
+          <w:b w:val="0"/>
+          <w:i w:val="0"/>
+          <w:iCs/>
+          <w:sz w:val="21"/>
+        </w:rPr>
+        <w:t xml:space="preserve">图</w:t>
+      </w:r>
+      <w:r>
+        <w:rPr>
+          <w:b w:val="0"/>
+          <w:i w:val="0"/>
+          <w:iCs/>
+          <w:sz w:val="21"/>
+        </w:rPr>
+        <w:t xml:space="preserve"> </w:t>
+      </w:r>
+      <w:r>
+        <w:rPr>
+          <w:rFonts w:hint="eastAsia" w:eastAsia="FangSong" w:ascii="Times New Roman" w:hAnsi="Times New Roman"/>
+          <w:b w:val="0"/>
+          <w:i w:val="0"/>
+          <w:iCs/>
+          <w:sz w:val="21"/>
+        </w:rPr>
+        <w:t xml:space="preserve">VA、VIA、VIIA族元素氢化物的熔点(a)与沸点(b)变化——H₂O、NH₃、HF</w:t>
+      </w:r>
+      <w:r>
+        <w:rPr>
+          <w:b w:val="0"/>
+          <w:i w:val="0"/>
+          <w:iCs/>
+          <w:sz w:val="21"/>
+        </w:rPr>
+        <w:t xml:space="preserve"> </w:t>
+      </w:r>
+      <w:r>
+        <w:rPr>
+          <w:rFonts w:hint="eastAsia" w:eastAsia="FangSong" w:ascii="Times New Roman" w:hAnsi="Times New Roman"/>
+          <w:b w:val="0"/>
+          <w:i w:val="0"/>
+          <w:iCs/>
+          <w:sz w:val="21"/>
+        </w:rPr>
+        <w:t xml:space="preserve">的沸点显著高于同族其他氢化物，正是分子间氢键的直接证据。无氢键时沸点随分子量增大而平滑上升（如</w:t>
+      </w:r>
+      <w:r>
+        <w:rPr>
+          <w:b w:val="0"/>
+          <w:i w:val="0"/>
+          <w:iCs/>
+          <w:sz w:val="21"/>
+        </w:rPr>
+        <w:t xml:space="preserve"> H₂Te &gt; H₂Se &gt; </w:t>
+      </w:r>
+      <w:r>
+        <w:rPr>
+          <w:rFonts w:hint="eastAsia" w:eastAsia="FangSong" w:ascii="Times New Roman" w:hAnsi="Times New Roman"/>
+          <w:b w:val="0"/>
+          <w:i w:val="0"/>
+          <w:iCs/>
+          <w:sz w:val="21"/>
+        </w:rPr>
+        <w:t xml:space="preserve">H₂S），有氢键时则出现反常峰值（普化原理第4版</w:t>
+      </w:r>
+      <w:r>
+        <w:rPr>
+          <w:b w:val="0"/>
+          <w:i w:val="0"/>
+          <w:iCs/>
+          <w:sz w:val="21"/>
+        </w:rPr>
+        <w:t xml:space="preserve"> </w:t>
+      </w:r>
+      <w:r>
+        <w:rPr>
+          <w:rFonts w:hint="eastAsia" w:eastAsia="FangSong" w:ascii="Times New Roman" w:hAnsi="Times New Roman"/>
+          <w:b w:val="0"/>
+          <w:i w:val="0"/>
+          <w:iCs/>
+          <w:sz w:val="21"/>
+        </w:rPr>
+        <w:t xml:space="preserve">图12.30）</w:t>
+      </w:r>
+    </w:p>
+    <w:p>
+      <w:pPr>
+        <w:pStyle w:val="BodyText"/>
+        <w:jc w:val="center"/>
+      </w:pPr>
+      <w:r>
+        <w:rPr>
+          <w:b w:val="0"/>
+          <w:i w:val="0"/>
+          <w:sz w:val="21"/>
+        </w:rPr>
+        <w:drawing>
+          <wp:inline>
+            <wp:extent cx="5181600" cy="4584700"/>
+            <wp:effectExtent b="0" l="0" r="0" t="0"/>
+            <wp:docPr descr="冰的四面体向骨架结构" title="" id="36" name="Picture"/>
+            <a:graphic>
+              <a:graphicData uri="http://schemas.openxmlformats.org/drawingml/2006/picture">
+                <pic:pic>
+                  <pic:nvPicPr>
+                    <pic:cNvPr descr="media/12-31-ice-tetrahedral-hydrogen-bond-framework.jpg" id="37" name="Picture"/>
+                    <pic:cNvPicPr>
+                      <a:picLocks noChangeArrowheads="1" noChangeAspect="1"/>
+                    </pic:cNvPicPr>
+                  </pic:nvPicPr>
+                  <pic:blipFill>
+                    <a:blip r:embed="rId35"/>
+                    <a:stretch>
+                      <a:fillRect/>
+                    </a:stretch>
+                  </pic:blipFill>
+                  <pic:spPr bwMode="auto">
+                    <a:xfrm>
+                      <a:off x="0" y="0"/>
+                      <a:ext cx="5181600" cy="4584700"/>
+                    </a:xfrm>
+                    <a:prstGeom prst="rect">
+                      <a:avLst/>
+                    </a:prstGeom>
+                    <a:noFill/>
+                    <a:ln w="9525">
+                      <a:noFill/>
+                      <a:headEnd/>
+                      <a:tailEnd/>
+                    </a:ln>
+                  </pic:spPr>
+                </pic:pic>
+              </a:graphicData>
+            </a:graphic>
+          </wp:inline>
+        </w:drawing>
+      </w:r>
+      <w:r>
+        <w:rPr>
+          <w:b w:val="0"/>
+          <w:i w:val="0"/>
+          <w:sz w:val="21"/>
+        </w:rPr>
+        <w:t xml:space="preserve"> </w:t>
+      </w:r>
+      <w:r>
+        <w:rPr>
+          <w:rFonts w:hint="eastAsia" w:eastAsia="FangSong" w:ascii="Times New Roman" w:hAnsi="Times New Roman"/>
+          <w:b w:val="0"/>
+          <w:i w:val="0"/>
+          <w:iCs/>
+          <w:sz w:val="21"/>
+        </w:rPr>
+        <w:t xml:space="preserve">图</w:t>
+      </w:r>
+      <w:r>
+        <w:rPr>
+          <w:b w:val="0"/>
+          <w:i w:val="0"/>
+          <w:iCs/>
+          <w:sz w:val="21"/>
+        </w:rPr>
+        <w:t xml:space="preserve"> </w:t>
+      </w:r>
+      <w:r>
+        <w:rPr>
+          <w:rFonts w:hint="eastAsia" w:eastAsia="FangSong" w:ascii="Times New Roman" w:hAnsi="Times New Roman"/>
+          <w:b w:val="0"/>
+          <w:i w:val="0"/>
+          <w:iCs/>
+          <w:sz w:val="21"/>
+        </w:rPr>
+        <w:t xml:space="preserve">冰的四面体向骨架结构——每个</w:t>
+      </w:r>
+      <w:r>
+        <w:rPr>
+          <w:b w:val="0"/>
+          <w:i w:val="0"/>
+          <w:iCs/>
+          <w:sz w:val="21"/>
+        </w:rPr>
+        <w:t xml:space="preserve"> O </w:t>
+      </w:r>
+      <w:r>
+        <w:rPr>
+          <w:rFonts w:hint="eastAsia" w:eastAsia="FangSong" w:ascii="Times New Roman" w:hAnsi="Times New Roman"/>
+          <w:b w:val="0"/>
+          <w:i w:val="0"/>
+          <w:iCs/>
+          <w:sz w:val="21"/>
+        </w:rPr>
+        <w:t xml:space="preserve">原子通过</w:t>
+      </w:r>
+      <w:r>
+        <w:rPr>
+          <w:b w:val="0"/>
+          <w:i w:val="0"/>
+          <w:iCs/>
+          <w:sz w:val="21"/>
+        </w:rPr>
+        <w:t xml:space="preserve"> O—H⋯O </w:t>
+      </w:r>
+      <w:r>
+        <w:rPr>
+          <w:rFonts w:hint="eastAsia" w:eastAsia="FangSong" w:ascii="Times New Roman" w:hAnsi="Times New Roman"/>
+          <w:b w:val="0"/>
+          <w:i w:val="0"/>
+          <w:iCs/>
+          <w:sz w:val="21"/>
+        </w:rPr>
+        <w:t xml:space="preserve">氢键与周围</w:t>
+      </w:r>
+      <w:r>
+        <w:rPr>
+          <w:b w:val="0"/>
+          <w:i w:val="0"/>
+          <w:iCs/>
+          <w:sz w:val="21"/>
+        </w:rPr>
+        <w:t xml:space="preserve"> 4 </w:t>
+      </w:r>
+      <w:r>
+        <w:rPr>
+          <w:rFonts w:hint="eastAsia" w:eastAsia="FangSong" w:ascii="Times New Roman" w:hAnsi="Times New Roman"/>
+          <w:b w:val="0"/>
+          <w:i w:val="0"/>
+          <w:iCs/>
+          <w:sz w:val="21"/>
+        </w:rPr>
+        <w:t xml:space="preserve">个</w:t>
+      </w:r>
+      <w:r>
+        <w:rPr>
+          <w:b w:val="0"/>
+          <w:i w:val="0"/>
+          <w:iCs/>
+          <w:sz w:val="21"/>
+        </w:rPr>
+        <w:t xml:space="preserve"> O </w:t>
+      </w:r>
+      <w:r>
+        <w:rPr>
+          <w:rFonts w:hint="eastAsia" w:eastAsia="FangSong" w:ascii="Times New Roman" w:hAnsi="Times New Roman"/>
+          <w:b w:val="0"/>
+          <w:i w:val="0"/>
+          <w:iCs/>
+          <w:sz w:val="21"/>
+        </w:rPr>
+        <w:t xml:space="preserve">原子连接，形成空旷的四面体骨架。这种结构使冰的密度小于水（冰浮于水上），是氢键影响物质密度的经典例证。冰中</w:t>
+      </w:r>
+      <w:r>
+        <w:rPr>
+          <w:b w:val="0"/>
+          <w:i w:val="0"/>
+          <w:iCs/>
+          <w:sz w:val="21"/>
+        </w:rPr>
+        <w:t xml:space="preserve"> O—H⋯O </w:t>
+      </w:r>
+      <w:r>
+        <w:rPr>
+          <w:rFonts w:hint="eastAsia" w:eastAsia="FangSong" w:ascii="Times New Roman" w:hAnsi="Times New Roman"/>
+          <w:b w:val="0"/>
+          <w:i w:val="0"/>
+          <w:iCs/>
+          <w:sz w:val="21"/>
+        </w:rPr>
+        <w:t xml:space="preserve">键长约</w:t>
+      </w:r>
+      <w:r>
+        <w:rPr>
+          <w:b w:val="0"/>
+          <w:i w:val="0"/>
+          <w:iCs/>
+          <w:sz w:val="21"/>
+        </w:rPr>
+        <w:t xml:space="preserve"> 276 </w:t>
+      </w:r>
+      <w:r>
+        <w:rPr>
+          <w:rFonts w:hint="eastAsia" w:eastAsia="FangSong" w:ascii="Times New Roman" w:hAnsi="Times New Roman"/>
+          <w:b w:val="0"/>
+          <w:i w:val="0"/>
+          <w:iCs/>
+          <w:sz w:val="21"/>
+        </w:rPr>
+        <w:t xml:space="preserve">pm，键角接近</w:t>
+      </w:r>
+      <w:r>
+        <w:rPr>
+          <w:b w:val="0"/>
+          <w:i w:val="0"/>
+          <w:iCs/>
+          <w:sz w:val="21"/>
+        </w:rPr>
+        <w:t xml:space="preserve"> </w:t>
+      </w:r>
+      <w:r>
+        <w:rPr>
+          <w:rFonts w:hint="eastAsia" w:eastAsia="FangSong" w:ascii="Times New Roman" w:hAnsi="Times New Roman"/>
+          <w:b w:val="0"/>
+          <w:i w:val="0"/>
+          <w:iCs/>
+          <w:sz w:val="21"/>
+        </w:rPr>
+        <w:t xml:space="preserve">109.5°（普化原理第4版</w:t>
+      </w:r>
+      <w:r>
+        <w:rPr>
+          <w:b w:val="0"/>
+          <w:i w:val="0"/>
+          <w:iCs/>
+          <w:sz w:val="21"/>
+        </w:rPr>
+        <w:t xml:space="preserve"> </w:t>
+      </w:r>
+      <w:r>
+        <w:rPr>
+          <w:rFonts w:hint="eastAsia" w:eastAsia="FangSong" w:ascii="Times New Roman" w:hAnsi="Times New Roman"/>
+          <w:b w:val="0"/>
+          <w:i w:val="0"/>
+          <w:iCs/>
+          <w:sz w:val="21"/>
+        </w:rPr>
+        <w:t xml:space="preserve">图12.31）</w:t>
+      </w:r>
+    </w:p>
     <w:p>
       <w:pPr>
         <w:pStyle w:val="BodyText"/>
@@ -3617,8 +4562,155 @@
         <w:t xml:space="preserve">邻位形成分子内氢键，熔点最低</w:t>
       </w:r>
     </w:p>
-    <w:bookmarkEnd w:id="20"/>
-    <w:bookmarkStart w:id="21" w:name="非常规氢键"/>
+    <w:p>
+      <w:pPr>
+        <w:pStyle w:val="BodyText"/>
+        <w:jc w:val="center"/>
+      </w:pPr>
+      <w:r>
+        <w:rPr>
+          <w:b w:val="0"/>
+          <w:i w:val="0"/>
+          <w:sz w:val="21"/>
+        </w:rPr>
+        <w:drawing>
+          <wp:inline>
+            <wp:extent cx="1701800" cy="1790700"/>
+            <wp:effectExtent b="0" l="0" r="0" t="0"/>
+            <wp:docPr descr="邻硝基苯酚的分子内氢键" title="" id="39" name="Picture"/>
+            <a:graphic>
+              <a:graphicData uri="http://schemas.openxmlformats.org/drawingml/2006/picture">
+                <pic:pic>
+                  <pic:nvPicPr>
+                    <pic:cNvPr descr="media/12-33-intramolecular-hydrogen-bond-o-nitrophenol.jpg" id="40" name="Picture"/>
+                    <pic:cNvPicPr>
+                      <a:picLocks noChangeArrowheads="1" noChangeAspect="1"/>
+                    </pic:cNvPicPr>
+                  </pic:nvPicPr>
+                  <pic:blipFill>
+                    <a:blip r:embed="rId38"/>
+                    <a:stretch>
+                      <a:fillRect/>
+                    </a:stretch>
+                  </pic:blipFill>
+                  <pic:spPr bwMode="auto">
+                    <a:xfrm>
+                      <a:off x="0" y="0"/>
+                      <a:ext cx="1701800" cy="1790700"/>
+                    </a:xfrm>
+                    <a:prstGeom prst="rect">
+                      <a:avLst/>
+                    </a:prstGeom>
+                    <a:noFill/>
+                    <a:ln w="9525">
+                      <a:noFill/>
+                      <a:headEnd/>
+                      <a:tailEnd/>
+                    </a:ln>
+                  </pic:spPr>
+                </pic:pic>
+              </a:graphicData>
+            </a:graphic>
+          </wp:inline>
+        </w:drawing>
+      </w:r>
+      <w:r>
+        <w:rPr>
+          <w:b w:val="0"/>
+          <w:i w:val="0"/>
+          <w:sz w:val="21"/>
+        </w:rPr>
+        <w:t xml:space="preserve"> </w:t>
+      </w:r>
+      <w:r>
+        <w:rPr>
+          <w:rFonts w:hint="eastAsia" w:eastAsia="FangSong" w:ascii="Times New Roman" w:hAnsi="Times New Roman"/>
+          <w:b w:val="0"/>
+          <w:i w:val="0"/>
+          <w:iCs/>
+          <w:sz w:val="21"/>
+        </w:rPr>
+        <w:t xml:space="preserve">图</w:t>
+      </w:r>
+      <w:r>
+        <w:rPr>
+          <w:b w:val="0"/>
+          <w:i w:val="0"/>
+          <w:iCs/>
+          <w:sz w:val="21"/>
+        </w:rPr>
+        <w:t xml:space="preserve"> </w:t>
+      </w:r>
+      <w:r>
+        <w:rPr>
+          <w:rFonts w:hint="eastAsia" w:eastAsia="FangSong" w:ascii="Times New Roman" w:hAnsi="Times New Roman"/>
+          <w:b w:val="0"/>
+          <w:i w:val="0"/>
+          <w:iCs/>
+          <w:sz w:val="21"/>
+        </w:rPr>
+        <w:t xml:space="preserve">邻硝基苯酚的分子内氢键（O—H⋯O）——邻位的</w:t>
+      </w:r>
+      <w:r>
+        <w:rPr>
+          <w:b w:val="0"/>
+          <w:i w:val="0"/>
+          <w:iCs/>
+          <w:sz w:val="21"/>
+        </w:rPr>
+        <w:t xml:space="preserve"> —OH </w:t>
+      </w:r>
+      <w:r>
+        <w:rPr>
+          <w:rFonts w:hint="eastAsia" w:eastAsia="FangSong" w:ascii="Times New Roman" w:hAnsi="Times New Roman"/>
+          <w:b w:val="0"/>
+          <w:i w:val="0"/>
+          <w:iCs/>
+          <w:sz w:val="21"/>
+        </w:rPr>
+        <w:t xml:space="preserve">与</w:t>
+      </w:r>
+      <w:r>
+        <w:rPr>
+          <w:b w:val="0"/>
+          <w:i w:val="0"/>
+          <w:iCs/>
+          <w:sz w:val="21"/>
+        </w:rPr>
+        <w:t xml:space="preserve"> —NO₂ </w:t>
+      </w:r>
+      <w:r>
+        <w:rPr>
+          <w:rFonts w:hint="eastAsia" w:eastAsia="FangSong" w:ascii="Times New Roman" w:hAnsi="Times New Roman"/>
+          <w:b w:val="0"/>
+          <w:i w:val="0"/>
+          <w:iCs/>
+          <w:sz w:val="21"/>
+        </w:rPr>
+        <w:t xml:space="preserve">之间形成分子内氢键，削弱了分子间氢键的形成，使熔点（45°C）显著低于间位（96°C）和对位（114°C）异构体（普化原理第4版</w:t>
+      </w:r>
+      <w:r>
+        <w:rPr>
+          <w:b w:val="0"/>
+          <w:i w:val="0"/>
+          <w:iCs/>
+          <w:sz w:val="21"/>
+        </w:rPr>
+        <w:t xml:space="preserve"> </w:t>
+      </w:r>
+      <w:r>
+        <w:rPr>
+          <w:rFonts w:hint="eastAsia" w:eastAsia="FangSong" w:ascii="Times New Roman" w:hAnsi="Times New Roman"/>
+          <w:b w:val="0"/>
+          <w:i w:val="0"/>
+          <w:iCs/>
+          <w:sz w:val="21"/>
+        </w:rPr>
+        <w:t xml:space="preserve">图12.33）</w:t>
+      </w:r>
+    </w:p>
+    <w:bookmarkEnd w:id="41"/>
+    <w:bookmarkStart w:id="42" w:name="非常规氢键"/>
     <w:p>
       <w:pPr>
         <w:pStyle w:val="Heading3"/>
@@ -3654,7 +4746,7 @@
           <w:p>
             <w:pPr>
               <w:pStyle w:val="Compact"/>
-              <w:jc w:val="left"/>
+              <w:jc w:val="center"/>
             </w:pPr>
             <w:r>
               <w:rPr>
@@ -3670,7 +4762,7 @@
           <w:p>
             <w:pPr>
               <w:pStyle w:val="Compact"/>
-              <w:jc w:val="left"/>
+              <w:jc w:val="center"/>
             </w:pPr>
             <w:r>
               <w:rPr>
@@ -3686,7 +4778,7 @@
           <w:p>
             <w:pPr>
               <w:pStyle w:val="Compact"/>
-              <w:jc w:val="left"/>
+              <w:jc w:val="center"/>
             </w:pPr>
             <w:r>
               <w:rPr>
@@ -3704,7 +4796,7 @@
           <w:p>
             <w:pPr>
               <w:pStyle w:val="Compact"/>
-              <w:jc w:val="left"/>
+              <w:jc w:val="center"/>
             </w:pPr>
             <w:r>
               <w:rPr>
@@ -3729,7 +4821,7 @@
           <w:p>
             <w:pPr>
               <w:pStyle w:val="Compact"/>
-              <w:jc w:val="left"/>
+              <w:jc w:val="center"/>
             </w:pPr>
             <w:r>
               <w:rPr>
@@ -3762,7 +4854,7 @@
           <w:p>
             <w:pPr>
               <w:pStyle w:val="Compact"/>
-              <w:jc w:val="left"/>
+              <w:jc w:val="center"/>
             </w:pPr>
             <w:r>
               <w:rPr>
@@ -3791,7 +4883,7 @@
           <w:p>
             <w:pPr>
               <w:pStyle w:val="Compact"/>
-              <w:jc w:val="left"/>
+              <w:jc w:val="center"/>
             </w:pPr>
             <w:r>
               <w:rPr>
@@ -3816,7 +4908,7 @@
           <w:p>
             <w:pPr>
               <w:pStyle w:val="Compact"/>
-              <w:jc w:val="left"/>
+              <w:jc w:val="center"/>
             </w:pPr>
             <w:r>
               <w:rPr>
@@ -3861,7 +4953,7 @@
           <w:p>
             <w:pPr>
               <w:pStyle w:val="Compact"/>
-              <w:jc w:val="left"/>
+              <w:jc w:val="center"/>
             </w:pPr>
             <w:r>
               <w:rPr>
@@ -3892,9 +4984,9 @@
         </w:pict>
       </w:r>
     </w:p>
-    <w:bookmarkEnd w:id="21"/>
-    <w:bookmarkEnd w:id="22"/>
-    <w:bookmarkStart w:id="25" w:name="四等电子体原理"/>
+    <w:bookmarkEnd w:id="42"/>
+    <w:bookmarkEnd w:id="43"/>
+    <w:bookmarkStart w:id="46" w:name="四等电子体原理"/>
     <w:p>
       <w:pPr>
         <w:pStyle w:val="Heading2"/>
@@ -3906,7 +4998,7 @@
         <w:t xml:space="preserve">四、等电子体原理</w:t>
       </w:r>
     </w:p>
-    <w:bookmarkStart w:id="23" w:name="基本原理"/>
+    <w:bookmarkStart w:id="44" w:name="基本原理"/>
     <w:p>
       <w:pPr>
         <w:pStyle w:val="Heading3"/>
@@ -4025,8 +5117,8 @@
         <w:t xml:space="preserve">H）总数相等、价电子总数相等的分子/离子，其重原子的化学键特征和空间构型相似。</w:t>
       </w:r>
     </w:p>
-    <w:bookmarkEnd w:id="23"/>
-    <w:bookmarkStart w:id="24" w:name="常见等电子体系"/>
+    <w:bookmarkEnd w:id="44"/>
+    <w:bookmarkStart w:id="45" w:name="常见等电子体系"/>
     <w:p>
       <w:pPr>
         <w:pStyle w:val="Heading3"/>
@@ -4094,7 +5186,7 @@
           <w:p>
             <w:pPr>
               <w:pStyle w:val="Compact"/>
-              <w:jc w:val="left"/>
+              <w:jc w:val="center"/>
             </w:pPr>
             <w:r>
               <w:rPr>
@@ -4176,7 +5268,7 @@
           <w:p>
             <w:pPr>
               <w:pStyle w:val="Compact"/>
-              <w:jc w:val="left"/>
+              <w:jc w:val="center"/>
             </w:pPr>
             <w:r>
               <w:rPr>
@@ -4256,7 +5348,7 @@
           <w:p>
             <w:pPr>
               <w:pStyle w:val="Compact"/>
-              <w:jc w:val="left"/>
+              <w:jc w:val="center"/>
             </w:pPr>
             <w:r>
               <w:rPr>
@@ -4336,7 +5428,7 @@
           <w:p>
             <w:pPr>
               <w:pStyle w:val="Compact"/>
-              <w:jc w:val="left"/>
+              <w:jc w:val="center"/>
             </w:pPr>
             <w:r>
               <w:rPr>
@@ -4491,7 +5583,7 @@
           <w:p>
             <w:pPr>
               <w:pStyle w:val="Compact"/>
-              <w:jc w:val="left"/>
+              <w:jc w:val="center"/>
             </w:pPr>
             <w:r>
               <w:rPr>
@@ -4571,7 +5663,7 @@
           <w:p>
             <w:pPr>
               <w:pStyle w:val="Compact"/>
-              <w:jc w:val="left"/>
+              <w:jc w:val="center"/>
             </w:pPr>
             <w:r>
               <w:rPr>
@@ -4651,7 +5743,7 @@
           <w:p>
             <w:pPr>
               <w:pStyle w:val="Compact"/>
-              <w:jc w:val="left"/>
+              <w:jc w:val="center"/>
             </w:pPr>
             <w:r>
               <w:rPr>
@@ -4731,7 +5823,7 @@
           <w:p>
             <w:pPr>
               <w:pStyle w:val="Compact"/>
-              <w:jc w:val="left"/>
+              <w:jc w:val="center"/>
             </w:pPr>
             <w:r>
               <w:rPr>
@@ -4850,6 +5942,14 @@
         <w:t xml:space="preserve"> </w:t>
       </w:r>
       <m:oMath>
+        <m:oMathPr>
+          <m:ctrlPr>
+            <w:rPr>
+              <w:sz w:val="28"/>
+              <w:szCs w:val="28"/>
+            </w:rPr>
+          </m:ctrlPr>
+        </m:oMathPr>
         <m:r>
           <m:t>5</m:t>
         </m:r>
@@ -4928,9 +6028,9 @@
         </w:pict>
       </w:r>
     </w:p>
-    <w:bookmarkEnd w:id="24"/>
-    <w:bookmarkEnd w:id="25"/>
-    <w:bookmarkStart w:id="28" w:name="五对称性基础"/>
+    <w:bookmarkEnd w:id="45"/>
+    <w:bookmarkEnd w:id="46"/>
+    <w:bookmarkStart w:id="49" w:name="五对称性基础"/>
     <w:p>
       <w:pPr>
         <w:pStyle w:val="Heading2"/>
@@ -4942,7 +6042,7 @@
         <w:t xml:space="preserve">五、对称性基础</w:t>
       </w:r>
     </w:p>
-    <w:bookmarkStart w:id="26" w:name="对称元素与对称操作"/>
+    <w:bookmarkStart w:id="47" w:name="对称元素与对称操作"/>
     <w:p>
       <w:pPr>
         <w:pStyle w:val="Heading3"/>
@@ -5002,8 +6102,8 @@
         <w:t xml:space="preserve">点操作（点对称性）。</w:t>
       </w:r>
     </w:p>
-    <w:bookmarkEnd w:id="26"/>
-    <w:bookmarkStart w:id="27" w:name="三种基本对称元素"/>
+    <w:bookmarkEnd w:id="47"/>
+    <w:bookmarkStart w:id="48" w:name="三种基本对称元素"/>
     <w:p>
       <w:pPr>
         <w:pStyle w:val="Heading3"/>
@@ -5040,7 +6140,7 @@
           <w:p>
             <w:pPr>
               <w:pStyle w:val="Compact"/>
-              <w:jc w:val="left"/>
+              <w:jc w:val="center"/>
             </w:pPr>
             <w:r>
               <w:rPr>
@@ -5072,7 +6172,7 @@
           <w:p>
             <w:pPr>
               <w:pStyle w:val="Compact"/>
-              <w:jc w:val="left"/>
+              <w:jc w:val="center"/>
             </w:pPr>
             <w:r>
               <w:rPr>
@@ -5088,7 +6188,7 @@
           <w:p>
             <w:pPr>
               <w:pStyle w:val="Compact"/>
-              <w:jc w:val="left"/>
+              <w:jc w:val="center"/>
             </w:pPr>
             <w:r>
               <w:rPr>
@@ -5106,7 +6206,7 @@
           <w:p>
             <w:pPr>
               <w:pStyle w:val="Compact"/>
-              <w:jc w:val="left"/>
+              <w:jc w:val="center"/>
             </w:pPr>
             <w:r>
               <w:rPr>
@@ -5146,7 +6246,7 @@
           <w:p>
             <w:pPr>
               <w:pStyle w:val="Compact"/>
-              <w:jc w:val="left"/>
+              <w:jc w:val="center"/>
             </w:pPr>
             <w:r>
               <w:rPr>
@@ -5205,7 +6305,7 @@
           <w:p>
             <w:pPr>
               <w:pStyle w:val="Compact"/>
-              <w:jc w:val="left"/>
+              <w:jc w:val="center"/>
             </w:pPr>
             <w:r>
               <w:rPr>
@@ -5383,7 +6483,7 @@
           <w:p>
             <w:pPr>
               <w:pStyle w:val="Compact"/>
-              <w:jc w:val="left"/>
+              <w:jc w:val="center"/>
             </w:pPr>
             <w:r>
               <w:rPr>
@@ -5414,7 +6514,7 @@
           <w:p>
             <w:pPr>
               <w:pStyle w:val="Compact"/>
-              <w:jc w:val="left"/>
+              <w:jc w:val="center"/>
             </w:pPr>
             <w:r>
               <w:rPr>
@@ -5429,7 +6529,7 @@
           <w:p>
             <w:pPr>
               <w:pStyle w:val="Compact"/>
-              <w:jc w:val="left"/>
+              <w:jc w:val="center"/>
             </w:pPr>
             <w:r>
               <w:rPr>
@@ -5478,7 +6578,7 @@
           <w:p>
             <w:pPr>
               <w:pStyle w:val="Compact"/>
-              <w:jc w:val="left"/>
+              <w:jc w:val="center"/>
             </w:pPr>
             <w:r>
               <w:rPr>
@@ -5509,7 +6609,7 @@
           <w:p>
             <w:pPr>
               <w:pStyle w:val="Compact"/>
-              <w:jc w:val="left"/>
+              <w:jc w:val="center"/>
             </w:pPr>
             <w:r>
               <w:rPr>
@@ -5524,7 +6624,7 @@
           <w:p>
             <w:pPr>
               <w:pStyle w:val="Compact"/>
-              <w:jc w:val="left"/>
+              <w:jc w:val="center"/>
             </w:pPr>
             <w:r>
               <w:rPr>
@@ -5661,9 +6761,9 @@
         </w:pict>
       </w:r>
     </w:p>
-    <w:bookmarkEnd w:id="27"/>
-    <w:bookmarkEnd w:id="28"/>
-    <w:bookmarkStart w:id="31" w:name="六规律与方法"/>
+    <w:bookmarkEnd w:id="48"/>
+    <w:bookmarkEnd w:id="49"/>
+    <w:bookmarkStart w:id="52" w:name="六规律与方法"/>
     <w:p>
       <w:pPr>
         <w:pStyle w:val="Heading2"/>
@@ -5675,7 +6775,7 @@
         <w:t xml:space="preserve">六、规律与方法</w:t>
       </w:r>
     </w:p>
-    <w:bookmarkStart w:id="29" w:name="分子极性分子间作用力物性的推理链"/>
+    <w:bookmarkStart w:id="50" w:name="分子极性分子间作用力物性的推理链"/>
     <w:p>
       <w:pPr>
         <w:pStyle w:val="Heading3"/>
@@ -5858,8 +6958,8 @@
         <w:t xml:space="preserve">熔沸点、溶解度</w:t>
       </w:r>
     </w:p>
-    <w:bookmarkEnd w:id="29"/>
-    <w:bookmarkStart w:id="30" w:name="常见误区"/>
+    <w:bookmarkEnd w:id="50"/>
+    <w:bookmarkStart w:id="51" w:name="常见误区"/>
     <w:p>
       <w:pPr>
         <w:pStyle w:val="Heading3"/>
@@ -6175,9 +7275,9 @@
         </w:pict>
       </w:r>
     </w:p>
-    <w:bookmarkEnd w:id="30"/>
-    <w:bookmarkEnd w:id="31"/>
-    <w:bookmarkStart w:id="36" w:name="七典型例题"/>
+    <w:bookmarkEnd w:id="51"/>
+    <w:bookmarkEnd w:id="52"/>
+    <w:bookmarkStart w:id="57" w:name="七典型例题"/>
     <w:p>
       <w:pPr>
         <w:pStyle w:val="Heading2"/>
@@ -6189,7 +7289,7 @@
         <w:t xml:space="preserve">七、典型例题</w:t>
       </w:r>
     </w:p>
-    <w:bookmarkStart w:id="32" w:name="例-1-分子极性判断"/>
+    <w:bookmarkStart w:id="53" w:name="例-1-分子极性判断"/>
     <w:p>
       <w:pPr>
         <w:pStyle w:val="Heading3"/>
@@ -6339,7 +7439,7 @@
           <w:p>
             <w:pPr>
               <w:pStyle w:val="Compact"/>
-              <w:jc w:val="left"/>
+              <w:jc w:val="center"/>
             </w:pPr>
             <w:r>
               <w:rPr>
@@ -6355,7 +7455,7 @@
           <w:p>
             <w:pPr>
               <w:pStyle w:val="Compact"/>
-              <w:jc w:val="left"/>
+              <w:jc w:val="center"/>
             </w:pPr>
             <w:r>
               <w:rPr>
@@ -6405,7 +7505,7 @@
           <w:p>
             <w:pPr>
               <w:pStyle w:val="Compact"/>
-              <w:jc w:val="left"/>
+              <w:jc w:val="center"/>
             </w:pPr>
             <w:r>
               <w:rPr>
@@ -6420,7 +7520,7 @@
           <w:p>
             <w:pPr>
               <w:pStyle w:val="Compact"/>
-              <w:jc w:val="left"/>
+              <w:jc w:val="center"/>
             </w:pPr>
             <w:r>
               <w:rPr>
@@ -6472,7 +7572,7 @@
           <w:p>
             <w:pPr>
               <w:pStyle w:val="Compact"/>
-              <w:jc w:val="left"/>
+              <w:jc w:val="center"/>
             </w:pPr>
             <w:r>
               <w:rPr>
@@ -6487,7 +7587,7 @@
           <w:p>
             <w:pPr>
               <w:pStyle w:val="Compact"/>
-              <w:jc w:val="left"/>
+              <w:jc w:val="center"/>
             </w:pPr>
             <w:r>
               <w:rPr>
@@ -6559,7 +7659,7 @@
           <w:p>
             <w:pPr>
               <w:pStyle w:val="Compact"/>
-              <w:jc w:val="left"/>
+              <w:jc w:val="center"/>
             </w:pPr>
             <w:r>
               <w:rPr>
@@ -6574,7 +7674,7 @@
           <w:p>
             <w:pPr>
               <w:pStyle w:val="Compact"/>
-              <w:jc w:val="left"/>
+              <w:jc w:val="center"/>
             </w:pPr>
             <w:r>
               <w:rPr>
@@ -6638,7 +7738,7 @@
           <w:p>
             <w:pPr>
               <w:pStyle w:val="Compact"/>
-              <w:jc w:val="left"/>
+              <w:jc w:val="center"/>
             </w:pPr>
             <w:r>
               <w:rPr>
@@ -6653,7 +7753,7 @@
           <w:p>
             <w:pPr>
               <w:pStyle w:val="Compact"/>
-              <w:jc w:val="left"/>
+              <w:jc w:val="center"/>
             </w:pPr>
             <w:r>
               <w:rPr>
@@ -6709,8 +7809,8 @@
         </w:pict>
       </w:r>
     </w:p>
-    <w:bookmarkEnd w:id="32"/>
-    <w:bookmarkStart w:id="33" w:name="例-2-等电子体推断"/>
+    <w:bookmarkEnd w:id="53"/>
+    <w:bookmarkStart w:id="54" w:name="例-2-等电子体推断"/>
     <w:p>
       <w:pPr>
         <w:pStyle w:val="Heading3"/>
@@ -6988,6 +8088,14 @@
         <w:t xml:space="preserve"> </w:t>
       </w:r>
       <m:oMath>
+        <m:oMathPr>
+          <m:ctrlPr>
+            <w:rPr>
+              <w:sz w:val="28"/>
+              <w:szCs w:val="28"/>
+            </w:rPr>
+          </m:ctrlPr>
+        </m:oMathPr>
         <m:r>
           <m:rPr>
             <m:sty m:val="p"/>
@@ -7050,6 +8158,14 @@
         <w:t xml:space="preserve">CO₂（</w:t>
       </w:r>
       <m:oMath>
+        <m:oMathPr>
+          <m:ctrlPr>
+            <w:rPr>
+              <w:sz w:val="28"/>
+              <w:szCs w:val="28"/>
+            </w:rPr>
+          </m:ctrlPr>
+        </m:oMathPr>
         <m:r>
           <m:t>4</m:t>
         </m:r>
@@ -7259,8 +8375,8 @@
         </w:pict>
       </w:r>
     </w:p>
-    <w:bookmarkEnd w:id="33"/>
-    <w:bookmarkStart w:id="34" w:name="例-3-氢键与沸点反常"/>
+    <w:bookmarkEnd w:id="54"/>
+    <w:bookmarkStart w:id="55" w:name="例-3-氢键与沸点反常"/>
     <w:p>
       <w:pPr>
         <w:pStyle w:val="Heading3"/>
@@ -7352,7 +8468,7 @@
           <w:p>
             <w:pPr>
               <w:pStyle w:val="Compact"/>
-              <w:jc w:val="left"/>
+              <w:jc w:val="center"/>
             </w:pPr>
             <w:r>
               <w:rPr>
@@ -7384,7 +8500,7 @@
           <w:p>
             <w:pPr>
               <w:pStyle w:val="Compact"/>
-              <w:jc w:val="left"/>
+              <w:jc w:val="center"/>
             </w:pPr>
             <w:r>
               <w:rPr>
@@ -7425,7 +8541,7 @@
           <w:p>
             <w:pPr>
               <w:pStyle w:val="Compact"/>
-              <w:jc w:val="left"/>
+              <w:jc w:val="center"/>
             </w:pPr>
             <w:r>
               <w:rPr>
@@ -7455,7 +8571,7 @@
           <w:p>
             <w:pPr>
               <w:pStyle w:val="Compact"/>
-              <w:jc w:val="left"/>
+              <w:jc w:val="center"/>
             </w:pPr>
             <w:r>
               <w:rPr>
@@ -7501,7 +8617,7 @@
           <w:p>
             <w:pPr>
               <w:pStyle w:val="Compact"/>
-              <w:jc w:val="left"/>
+              <w:jc w:val="center"/>
             </w:pPr>
             <w:r>
               <w:rPr>
@@ -7531,7 +8647,7 @@
           <w:p>
             <w:pPr>
               <w:pStyle w:val="Compact"/>
-              <w:jc w:val="left"/>
+              <w:jc w:val="center"/>
             </w:pPr>
             <w:r>
               <w:rPr>
@@ -7563,7 +8679,7 @@
           <w:p>
             <w:pPr>
               <w:pStyle w:val="Compact"/>
-              <w:jc w:val="left"/>
+              <w:jc w:val="center"/>
             </w:pPr>
             <w:r>
               <w:rPr>
@@ -7593,7 +8709,7 @@
           <w:p>
             <w:pPr>
               <w:pStyle w:val="Compact"/>
-              <w:jc w:val="left"/>
+              <w:jc w:val="center"/>
             </w:pPr>
             <w:r>
               <w:rPr>
@@ -7625,7 +8741,7 @@
           <w:p>
             <w:pPr>
               <w:pStyle w:val="Compact"/>
-              <w:jc w:val="left"/>
+              <w:jc w:val="center"/>
             </w:pPr>
             <w:r>
               <w:rPr>
@@ -7655,7 +8771,7 @@
           <w:p>
             <w:pPr>
               <w:pStyle w:val="Compact"/>
-              <w:jc w:val="left"/>
+              <w:jc w:val="center"/>
             </w:pPr>
             <w:r>
               <w:rPr>
@@ -7773,8 +8889,8 @@
         </w:pict>
       </w:r>
     </w:p>
-    <w:bookmarkEnd w:id="34"/>
-    <w:bookmarkStart w:id="35" w:name="例-4-分子对称性"/>
+    <w:bookmarkEnd w:id="55"/>
+    <w:bookmarkStart w:id="56" w:name="例-4-分子对称性"/>
     <w:p>
       <w:pPr>
         <w:pStyle w:val="Heading3"/>
@@ -7895,7 +9011,7 @@
           <w:p>
             <w:pPr>
               <w:pStyle w:val="Compact"/>
-              <w:jc w:val="left"/>
+              <w:jc w:val="center"/>
             </w:pPr>
             <w:r>
               <w:rPr>
@@ -7911,7 +9027,7 @@
           <w:p>
             <w:pPr>
               <w:pStyle w:val="Compact"/>
-              <w:jc w:val="left"/>
+              <w:jc w:val="center"/>
             </w:pPr>
             <w:r>
               <w:rPr>
@@ -7977,7 +9093,7 @@
           <w:p>
             <w:pPr>
               <w:pStyle w:val="Compact"/>
-              <w:jc w:val="left"/>
+              <w:jc w:val="center"/>
             </w:pPr>
             <w:r>
               <w:rPr>
@@ -7992,7 +9108,7 @@
           <w:p>
             <w:pPr>
               <w:pStyle w:val="Compact"/>
-              <w:jc w:val="left"/>
+              <w:jc w:val="center"/>
             </w:pPr>
             <w:r>
               <w:rPr>
@@ -8066,7 +9182,7 @@
           <w:p>
             <w:pPr>
               <w:pStyle w:val="Compact"/>
-              <w:jc w:val="left"/>
+              <w:jc w:val="center"/>
             </w:pPr>
             <w:r>
               <w:rPr>
@@ -8081,7 +9197,7 @@
           <w:p>
             <w:pPr>
               <w:pStyle w:val="Compact"/>
-              <w:jc w:val="left"/>
+              <w:jc w:val="center"/>
             </w:pPr>
             <w:r>
               <w:rPr>
@@ -8181,7 +9297,7 @@
           <w:p>
             <w:pPr>
               <w:pStyle w:val="Compact"/>
-              <w:jc w:val="left"/>
+              <w:jc w:val="center"/>
             </w:pPr>
             <w:r>
               <w:rPr>
@@ -8196,7 +9312,7 @@
           <w:p>
             <w:pPr>
               <w:pStyle w:val="Compact"/>
-              <w:jc w:val="left"/>
+              <w:jc w:val="center"/>
             </w:pPr>
             <w:r>
               <w:rPr>
@@ -8290,7 +9406,7 @@
           <w:p>
             <w:pPr>
               <w:pStyle w:val="Compact"/>
-              <w:jc w:val="left"/>
+              <w:jc w:val="center"/>
             </w:pPr>
             <w:r>
               <w:rPr>
@@ -8305,7 +9421,7 @@
           <w:p>
             <w:pPr>
               <w:pStyle w:val="Compact"/>
-              <w:jc w:val="left"/>
+              <w:jc w:val="center"/>
             </w:pPr>
             <w:r>
               <w:rPr>
@@ -8399,7 +9515,7 @@
           <w:p>
             <w:pPr>
               <w:pStyle w:val="Compact"/>
-              <w:jc w:val="left"/>
+              <w:jc w:val="center"/>
             </w:pPr>
             <w:r>
               <w:rPr>
@@ -8414,7 +9530,7 @@
           <w:p>
             <w:pPr>
               <w:pStyle w:val="Compact"/>
-              <w:jc w:val="left"/>
+              <w:jc w:val="center"/>
             </w:pPr>
             <w:r>
               <w:rPr>
@@ -8546,7 +9662,7 @@
           <w:p>
             <w:pPr>
               <w:pStyle w:val="Compact"/>
-              <w:jc w:val="left"/>
+              <w:jc w:val="center"/>
             </w:pPr>
             <w:r>
               <w:rPr>
@@ -8561,7 +9677,7 @@
           <w:p>
             <w:pPr>
               <w:pStyle w:val="Compact"/>
-              <w:jc w:val="left"/>
+              <w:jc w:val="center"/>
             </w:pPr>
             <w:r>
               <w:rPr>
@@ -8695,9 +9811,9 @@
         </w:pict>
       </w:r>
     </w:p>
-    <w:bookmarkEnd w:id="35"/>
-    <w:bookmarkEnd w:id="36"/>
-    <w:bookmarkStart w:id="40" w:name="八拓展与联系"/>
+    <w:bookmarkEnd w:id="56"/>
+    <w:bookmarkEnd w:id="57"/>
+    <w:bookmarkStart w:id="61" w:name="八拓展与联系"/>
     <w:p>
       <w:pPr>
         <w:pStyle w:val="Heading2"/>
@@ -8709,7 +9825,7 @@
         <w:t xml:space="preserve">八、拓展与联系</w:t>
       </w:r>
     </w:p>
-    <w:bookmarkStart w:id="37" w:name="与竞赛真题的对接"/>
+    <w:bookmarkStart w:id="58" w:name="与竞赛真题的对接"/>
     <w:p>
       <w:pPr>
         <w:pStyle w:val="Heading3"/>
@@ -8744,7 +9860,7 @@
           <w:p>
             <w:pPr>
               <w:pStyle w:val="Compact"/>
-              <w:jc w:val="left"/>
+              <w:jc w:val="center"/>
             </w:pPr>
             <w:r>
               <w:rPr>
@@ -8776,7 +9892,7 @@
           <w:p>
             <w:pPr>
               <w:pStyle w:val="Compact"/>
-              <w:jc w:val="left"/>
+              <w:jc w:val="center"/>
             </w:pPr>
             <w:r>
               <w:rPr>
@@ -8794,7 +9910,7 @@
           <w:p>
             <w:pPr>
               <w:pStyle w:val="Compact"/>
-              <w:jc w:val="left"/>
+              <w:jc w:val="center"/>
             </w:pPr>
             <w:r>
               <w:rPr>
@@ -8836,7 +9952,7 @@
           <w:p>
             <w:pPr>
               <w:pStyle w:val="Compact"/>
-              <w:jc w:val="left"/>
+              <w:jc w:val="center"/>
             </w:pPr>
             <w:r>
               <w:rPr>
@@ -8865,7 +9981,7 @@
           <w:p>
             <w:pPr>
               <w:pStyle w:val="Compact"/>
-              <w:jc w:val="left"/>
+              <w:jc w:val="center"/>
             </w:pPr>
             <w:r>
               <w:rPr>
@@ -8907,7 +10023,7 @@
           <w:p>
             <w:pPr>
               <w:pStyle w:val="Compact"/>
-              <w:jc w:val="left"/>
+              <w:jc w:val="center"/>
             </w:pPr>
             <w:r>
               <w:rPr>
@@ -8936,7 +10052,7 @@
           <w:p>
             <w:pPr>
               <w:pStyle w:val="Compact"/>
-              <w:jc w:val="left"/>
+              <w:jc w:val="center"/>
             </w:pPr>
             <w:r>
               <w:rPr>
@@ -8978,7 +10094,7 @@
           <w:p>
             <w:pPr>
               <w:pStyle w:val="Compact"/>
-              <w:jc w:val="left"/>
+              <w:jc w:val="center"/>
             </w:pPr>
             <w:r>
               <w:rPr>
@@ -9007,7 +10123,7 @@
           <w:p>
             <w:pPr>
               <w:pStyle w:val="Compact"/>
-              <w:jc w:val="left"/>
+              <w:jc w:val="center"/>
             </w:pPr>
             <w:r>
               <w:rPr>
@@ -9049,7 +10165,7 @@
           <w:p>
             <w:pPr>
               <w:pStyle w:val="Compact"/>
-              <w:jc w:val="left"/>
+              <w:jc w:val="center"/>
             </w:pPr>
             <w:r>
               <w:rPr>
@@ -9061,8 +10177,8 @@
         </w:tc>
       </w:tr>
     </w:tbl>
-    <w:bookmarkEnd w:id="37"/>
-    <w:bookmarkStart w:id="38" w:name="跨专题联系"/>
+    <w:bookmarkEnd w:id="58"/>
+    <w:bookmarkStart w:id="59" w:name="跨专题联系"/>
     <w:p>
       <w:pPr>
         <w:pStyle w:val="Heading3"/>
@@ -9182,8 +10298,8 @@
         <w:t xml:space="preserve">分子晶体的熔点由分子间作用力决定</w:t>
       </w:r>
     </w:p>
-    <w:bookmarkEnd w:id="38"/>
-    <w:bookmarkStart w:id="39" w:name="深化方向后续轮次"/>
+    <w:bookmarkEnd w:id="59"/>
+    <w:bookmarkStart w:id="60" w:name="深化方向后续轮次"/>
     <w:p>
       <w:pPr>
         <w:pStyle w:val="Heading3"/>
@@ -9283,9 +10399,9 @@
         </w:pict>
       </w:r>
     </w:p>
-    <w:bookmarkEnd w:id="39"/>
-    <w:bookmarkEnd w:id="40"/>
-    <w:bookmarkStart w:id="41" w:name="九本节总结-速查"/>
+    <w:bookmarkEnd w:id="60"/>
+    <w:bookmarkEnd w:id="61"/>
+    <w:bookmarkStart w:id="62" w:name="九本节总结-速查"/>
     <w:p>
       <w:pPr>
         <w:pStyle w:val="Heading2"/>
@@ -9327,7 +10443,7 @@
           <w:p>
             <w:pPr>
               <w:pStyle w:val="Compact"/>
-              <w:jc w:val="left"/>
+              <w:jc w:val="center"/>
             </w:pPr>
             <w:r>
               <w:rPr>
@@ -9343,7 +10459,7 @@
           <w:p>
             <w:pPr>
               <w:pStyle w:val="Compact"/>
-              <w:jc w:val="left"/>
+              <w:jc w:val="center"/>
             </w:pPr>
             <w:r>
               <w:rPr>
@@ -9359,7 +10475,7 @@
           <w:p>
             <w:pPr>
               <w:pStyle w:val="Compact"/>
-              <w:jc w:val="left"/>
+              <w:jc w:val="center"/>
             </w:pPr>
             <w:r>
               <w:rPr>
@@ -9377,7 +10493,7 @@
           <w:p>
             <w:pPr>
               <w:pStyle w:val="Compact"/>
-              <w:jc w:val="left"/>
+              <w:jc w:val="center"/>
             </w:pPr>
             <w:r>
               <w:rPr>
@@ -9394,7 +10510,7 @@
           <w:p>
             <w:pPr>
               <w:pStyle w:val="Compact"/>
-              <w:jc w:val="left"/>
+              <w:jc w:val="center"/>
             </w:pPr>
             <w:r>
               <w:rPr>
@@ -9433,7 +10549,7 @@
           <w:p>
             <w:pPr>
               <w:pStyle w:val="Compact"/>
-              <w:jc w:val="left"/>
+              <w:jc w:val="center"/>
             </w:pPr>
             <w:r>
               <w:rPr>
@@ -9474,7 +10590,7 @@
           <w:p>
             <w:pPr>
               <w:pStyle w:val="Compact"/>
-              <w:jc w:val="left"/>
+              <w:jc w:val="center"/>
             </w:pPr>
             <w:r>
               <w:rPr>
@@ -9491,7 +10607,7 @@
           <w:p>
             <w:pPr>
               <w:pStyle w:val="Compact"/>
-              <w:jc w:val="left"/>
+              <w:jc w:val="center"/>
             </w:pPr>
             <w:r>
               <w:rPr>
@@ -9506,7 +10622,7 @@
           <w:p>
             <w:pPr>
               <w:pStyle w:val="Compact"/>
-              <w:jc w:val="left"/>
+              <w:jc w:val="center"/>
             </w:pPr>
             <w:r>
               <w:rPr>
@@ -9523,7 +10639,7 @@
           <w:p>
             <w:pPr>
               <w:pStyle w:val="Compact"/>
-              <w:jc w:val="left"/>
+              <w:jc w:val="center"/>
             </w:pPr>
             <w:r>
               <w:rPr>
@@ -9540,7 +10656,7 @@
           <w:p>
             <w:pPr>
               <w:pStyle w:val="Compact"/>
-              <w:jc w:val="left"/>
+              <w:jc w:val="center"/>
             </w:pPr>
             <w:r>
               <w:rPr>
@@ -9555,7 +10671,7 @@
           <w:p>
             <w:pPr>
               <w:pStyle w:val="Compact"/>
-              <w:jc w:val="left"/>
+              <w:jc w:val="center"/>
             </w:pPr>
             <w:r>
               <w:rPr>
@@ -9596,7 +10712,7 @@
           <w:p>
             <w:pPr>
               <w:pStyle w:val="Compact"/>
-              <w:jc w:val="left"/>
+              <w:jc w:val="center"/>
             </w:pPr>
             <w:r>
               <w:rPr>
@@ -9613,7 +10729,7 @@
           <w:p>
             <w:pPr>
               <w:pStyle w:val="Compact"/>
-              <w:jc w:val="left"/>
+              <w:jc w:val="center"/>
             </w:pPr>
             <w:r>
               <w:rPr>
@@ -9634,7 +10750,7 @@
           <w:p>
             <w:pPr>
               <w:pStyle w:val="Compact"/>
-              <w:jc w:val="left"/>
+              <w:jc w:val="center"/>
             </w:pPr>
             <w:r>
               <w:rPr>
@@ -9675,7 +10791,7 @@
           <w:p>
             <w:pPr>
               <w:pStyle w:val="Compact"/>
-              <w:jc w:val="left"/>
+              <w:jc w:val="center"/>
             </w:pPr>
             <w:r>
               <w:rPr>
@@ -9692,7 +10808,7 @@
           <w:p>
             <w:pPr>
               <w:pStyle w:val="Compact"/>
-              <w:jc w:val="left"/>
+              <w:jc w:val="center"/>
             </w:pPr>
             <w:r>
               <w:rPr>
@@ -9731,7 +10847,7 @@
           <w:p>
             <w:pPr>
               <w:pStyle w:val="Compact"/>
-              <w:jc w:val="left"/>
+              <w:jc w:val="center"/>
             </w:pPr>
             <w:r>
               <w:rPr>
@@ -9748,7 +10864,7 @@
           <w:p>
             <w:pPr>
               <w:pStyle w:val="Compact"/>
-              <w:jc w:val="left"/>
+              <w:jc w:val="center"/>
             </w:pPr>
             <w:r>
               <w:rPr>
@@ -9765,7 +10881,7 @@
           <w:p>
             <w:pPr>
               <w:pStyle w:val="Compact"/>
-              <w:jc w:val="left"/>
+              <w:jc w:val="center"/>
             </w:pPr>
             <w:r>
               <w:rPr>
@@ -9792,7 +10908,7 @@
           <w:p>
             <w:pPr>
               <w:pStyle w:val="Compact"/>
-              <w:jc w:val="left"/>
+              <w:jc w:val="center"/>
             </w:pPr>
             <w:r>
               <w:rPr>
@@ -9809,7 +10925,7 @@
           <w:p>
             <w:pPr>
               <w:pStyle w:val="Compact"/>
-              <w:jc w:val="left"/>
+              <w:jc w:val="center"/>
             </w:pPr>
             <w:r>
               <w:rPr>
@@ -9826,7 +10942,7 @@
           <w:p>
             <w:pPr>
               <w:pStyle w:val="Compact"/>
-              <w:jc w:val="left"/>
+              <w:jc w:val="center"/>
             </w:pPr>
             <m:oMath>
               <m:sSub>
@@ -9877,7 +10993,7 @@
           <w:p>
             <w:pPr>
               <w:pStyle w:val="Compact"/>
-              <w:jc w:val="left"/>
+              <w:jc w:val="center"/>
             </w:pPr>
             <w:r>
               <w:rPr>
@@ -9926,8 +11042,8 @@
         </w:pict>
       </w:r>
     </w:p>
-    <w:bookmarkEnd w:id="41"/>
-    <w:bookmarkStart w:id="45" w:name="十练习题"/>
+    <w:bookmarkEnd w:id="62"/>
+    <w:bookmarkStart w:id="66" w:name="十练习题"/>
     <w:p>
       <w:pPr>
         <w:pStyle w:val="Heading2"/>
@@ -9939,7 +11055,7 @@
         <w:t xml:space="preserve">十、练习题</w:t>
       </w:r>
     </w:p>
-    <w:bookmarkStart w:id="42" w:name="基础巩固"/>
+    <w:bookmarkStart w:id="63" w:name="基础巩固"/>
     <w:p>
       <w:pPr>
         <w:pStyle w:val="Heading3"/>
@@ -10113,8 +11229,8 @@
         <w:t xml:space="preserve">种微粒，并说明它们的空间构型。</w:t>
       </w:r>
     </w:p>
-    <w:bookmarkEnd w:id="42"/>
-    <w:bookmarkStart w:id="43" w:name="提高训练"/>
+    <w:bookmarkEnd w:id="63"/>
+    <w:bookmarkStart w:id="64" w:name="提高训练"/>
     <w:p>
       <w:pPr>
         <w:pStyle w:val="Heading3"/>
@@ -10261,8 +11377,8 @@
         <w:t xml:space="preserve">：判断下列分子中哪些具有对称中心：CO₂、H₂O、BF₃、SF₆、苯、NH₃。</w:t>
       </w:r>
     </w:p>
-    <w:bookmarkEnd w:id="43"/>
-    <w:bookmarkStart w:id="44" w:name="挑战题"/>
+    <w:bookmarkEnd w:id="64"/>
+    <w:bookmarkStart w:id="65" w:name="挑战题"/>
     <w:p>
       <w:pPr>
         <w:pStyle w:val="Heading3"/>
@@ -10492,9 +11608,9 @@
         </w:pict>
       </w:r>
     </w:p>
-    <w:bookmarkEnd w:id="44"/>
-    <w:bookmarkEnd w:id="45"/>
-    <w:bookmarkStart w:id="46" w:name="十一参考答案与提示"/>
+    <w:bookmarkEnd w:id="65"/>
+    <w:bookmarkEnd w:id="66"/>
+    <w:bookmarkStart w:id="67" w:name="十一参考答案与提示"/>
     <w:p>
       <w:pPr>
         <w:pStyle w:val="Heading2"/>
@@ -11184,8 +12300,8 @@
         </w:pict>
       </w:r>
     </w:p>
-    <w:bookmarkEnd w:id="46"/>
-    <w:bookmarkEnd w:id="47"/>
+    <w:bookmarkEnd w:id="67"/>
+    <w:bookmarkEnd w:id="68"/>
     <w:sectPr>
       <w:footerReference w:type="default" r:id="rId9"/>
       <w:footnotePr>
